--- a/Acordes domingo/Jorge/Poderoso para salvar (D) - Hillsong.docx
+++ b/Acordes domingo/Jorge/Poderoso para salvar (D) - Hillsong.docx
@@ -1,6 +1,6 @@
 
 <file path=word/document.xml><?xml version="1.0" encoding="utf-8"?>
-<w:document xmlns:o="urn:schemas-microsoft-com:office:office" xmlns:r="http://schemas.openxmlformats.org/officeDocument/2006/relationships" xmlns:v="urn:schemas-microsoft-com:vml" xmlns:w="http://schemas.openxmlformats.org/wordprocessingml/2006/main" xmlns:w10="urn:schemas-microsoft-com:office:word" xmlns:wp="http://schemas.openxmlformats.org/drawingml/2006/wordprocessingDrawing" xmlns:pic="http://schemas.openxmlformats.org/drawingml/2006/picture" xmlns:wps="http://schemas.microsoft.com/office/word/2010/wordprocessingShape" xmlns:wpg="http://schemas.microsoft.com/office/word/2010/wordprocessingGroup" xmlns:mc="http://schemas.openxmlformats.org/markup-compatibility/2006" xmlns:wp14="http://schemas.microsoft.com/office/word/2010/wordprocessingDrawing" xmlns:w14="http://schemas.microsoft.com/office/word/2010/wordml" xmlns:w15="http://schemas.microsoft.com/office/word/2012/wordml" mc:Ignorable="w14 wp14 w15">
+<w:document xmlns:o="urn:schemas-microsoft-com:office:office" xmlns:r="http://schemas.openxmlformats.org/officeDocument/2006/relationships" xmlns:v="urn:schemas-microsoft-com:vml" xmlns:w="http://schemas.openxmlformats.org/wordprocessingml/2006/main" xmlns:w10="urn:schemas-microsoft-com:office:word" xmlns:wp="http://schemas.openxmlformats.org/drawingml/2006/wordprocessingDrawing" xmlns:wps="http://schemas.microsoft.com/office/word/2010/wordprocessingShape" xmlns:wpg="http://schemas.microsoft.com/office/word/2010/wordprocessingGroup" xmlns:mc="http://schemas.openxmlformats.org/markup-compatibility/2006" xmlns:wp14="http://schemas.microsoft.com/office/word/2010/wordprocessingDrawing" xmlns:w14="http://schemas.microsoft.com/office/word/2010/wordml" xmlns:w15="http://schemas.microsoft.com/office/word/2012/wordml" mc:Ignorable="w14 wp14 w15">
   <w:body>
     <w:p>
       <w:pPr>
@@ -11,6 +11,7 @@
         </w:numPr>
         <w:bidi w:val="0"/>
         <w:rPr>
+          <w:b/>
           <w:b/>
           <w:bCs/>
           <w:color w:val="F44336"/>
@@ -28,22 +29,15 @@
         <w:t>Poderoso para salvar</w:t>
       </w:r>
       <w:bookmarkEnd w:id="0"/>
-    </w:p>
-    <w:p>
-      <w:pPr>
-        <w:pStyle w:val="Normal"/>
-        <w:numPr>
-          <w:ilvl w:val="0"/>
-          <w:numId w:val="1"/>
-        </w:numPr>
-        <w:bidi w:val="0"/>
+      <w:r>
         <w:rPr>
           <w:b/>
           <w:bCs/>
           <w:color w:val="F44336"/>
           <w:lang w:val="es-ES"/>
         </w:rPr>
-      </w:pPr>
+        <w:t xml:space="preserve"> </w:t>
+      </w:r>
       <w:r>
         <w:rPr>
           <w:b/>
@@ -51,6 +45,32 @@
           <w:color w:val="F44336"/>
           <w:lang w:val="es-ES"/>
         </w:rPr>
+        <w:t>(E)</w:t>
+      </w:r>
+    </w:p>
+    <w:p>
+      <w:pPr>
+        <w:pStyle w:val="Normal"/>
+        <w:numPr>
+          <w:ilvl w:val="0"/>
+          <w:numId w:val="1"/>
+        </w:numPr>
+        <w:bidi w:val="0"/>
+        <w:rPr>
+          <w:b/>
+          <w:b/>
+          <w:bCs/>
+          <w:color w:val="F44336"/>
+          <w:lang w:val="es-ES"/>
+        </w:rPr>
+      </w:pPr>
+      <w:r>
+        <w:rPr>
+          <w:b/>
+          <w:bCs/>
+          <w:color w:val="F44336"/>
+          <w:lang w:val="es-ES"/>
+        </w:rPr>
         <w:t>Hillsong</w:t>
       </w:r>
     </w:p>
@@ -81,6 +101,7 @@
         </w:numPr>
         <w:bidi w:val="0"/>
         <w:rPr>
+          <w:b/>
           <w:b/>
           <w:bCs/>
           <w:color w:val="03A9F4"/>
@@ -138,6 +159,7 @@
         <w:bidi w:val="0"/>
         <w:rPr>
           <w:b/>
+          <w:b/>
           <w:bCs/>
           <w:color w:val="03A9F4"/>
           <w:lang w:val="es-ES"/>
@@ -150,17 +172,213 @@
           <w:color w:val="03A9F4"/>
           <w:lang w:val="es-ES"/>
         </w:rPr>
-        <w:t>[</w:t>
-      </w:r>
-      <w:r>
-        <w:rPr>
+        <w:t>[Verso]</w:t>
+      </w:r>
+    </w:p>
+    <w:p>
+      <w:pPr>
+        <w:pStyle w:val="Normal"/>
+        <w:numPr>
+          <w:ilvl w:val="0"/>
+          <w:numId w:val="1"/>
+        </w:numPr>
+        <w:bidi w:val="0"/>
+        <w:rPr>
+          <w:lang w:val="es-ES"/>
+        </w:rPr>
+      </w:pPr>
+      <w:r>
+        <w:rPr>
+          <w:lang w:val="es-ES"/>
+        </w:rPr>
+        <w:t>D          A                     F#m</w:t>
+      </w:r>
+    </w:p>
+    <w:p>
+      <w:pPr>
+        <w:pStyle w:val="Normal"/>
+        <w:numPr>
+          <w:ilvl w:val="0"/>
+          <w:numId w:val="1"/>
+        </w:numPr>
+        <w:bidi w:val="0"/>
+        <w:rPr>
+          <w:lang w:val="es-ES"/>
+        </w:rPr>
+      </w:pPr>
+      <w:r>
+        <w:rPr>
+          <w:lang w:val="es-ES"/>
+        </w:rPr>
+        <w:t>Todos necesitan amor que nunca falla</w:t>
+      </w:r>
+    </w:p>
+    <w:p>
+      <w:pPr>
+        <w:pStyle w:val="Normal"/>
+        <w:numPr>
+          <w:ilvl w:val="0"/>
+          <w:numId w:val="1"/>
+        </w:numPr>
+        <w:bidi w:val="0"/>
+        <w:rPr>
+          <w:lang w:val="es-ES"/>
+        </w:rPr>
+      </w:pPr>
+      <w:r>
+        <w:rPr>
+          <w:lang w:val="es-ES"/>
+        </w:rPr>
+        <w:t xml:space="preserve">     </w:t>
+      </w:r>
+      <w:r>
+        <w:rPr>
+          <w:lang w:val="es-ES"/>
+        </w:rPr>
+        <w:t>E</w:t>
+      </w:r>
+    </w:p>
+    <w:p>
+      <w:pPr>
+        <w:pStyle w:val="Normal"/>
+        <w:numPr>
+          <w:ilvl w:val="0"/>
+          <w:numId w:val="1"/>
+        </w:numPr>
+        <w:bidi w:val="0"/>
+        <w:rPr>
+          <w:lang w:val="es-ES"/>
+        </w:rPr>
+      </w:pPr>
+      <w:r>
+        <w:rPr>
+          <w:lang w:val="es-ES"/>
+        </w:rPr>
+        <w:t>Tu gracia y compasión</w:t>
+      </w:r>
+    </w:p>
+    <w:p>
+      <w:pPr>
+        <w:pStyle w:val="Normal"/>
+        <w:numPr>
+          <w:ilvl w:val="0"/>
+          <w:numId w:val="1"/>
+        </w:numPr>
+        <w:bidi w:val="0"/>
+        <w:rPr>
+          <w:lang w:val="es-ES"/>
+        </w:rPr>
+      </w:pPr>
+      <w:r>
+        <w:rPr>
+          <w:lang w:val="es-ES"/>
+        </w:rPr>
+        <w:t xml:space="preserve"> </w:t>
+      </w:r>
+      <w:r>
+        <w:rPr>
+          <w:lang w:val="es-ES"/>
+        </w:rPr>
+        <w:t>D         A                   F#m</w:t>
+      </w:r>
+    </w:p>
+    <w:p>
+      <w:pPr>
+        <w:pStyle w:val="Normal"/>
+        <w:numPr>
+          <w:ilvl w:val="0"/>
+          <w:numId w:val="1"/>
+        </w:numPr>
+        <w:bidi w:val="0"/>
+        <w:rPr>
+          <w:lang w:val="es-ES"/>
+        </w:rPr>
+      </w:pPr>
+      <w:r>
+        <w:rPr>
+          <w:lang w:val="es-ES"/>
+        </w:rPr>
+        <w:t>Todos necesitan perdón y esperanza</w:t>
+      </w:r>
+    </w:p>
+    <w:p>
+      <w:pPr>
+        <w:pStyle w:val="Normal"/>
+        <w:numPr>
+          <w:ilvl w:val="0"/>
+          <w:numId w:val="1"/>
+        </w:numPr>
+        <w:bidi w:val="0"/>
+        <w:rPr>
+          <w:lang w:val="es-ES"/>
+        </w:rPr>
+      </w:pPr>
+      <w:r>
+        <w:rPr>
+          <w:lang w:val="es-ES"/>
+        </w:rPr>
+        <w:t xml:space="preserve">        </w:t>
+      </w:r>
+      <w:r>
+        <w:rPr>
+          <w:lang w:val="es-ES"/>
+        </w:rPr>
+        <w:t>E            D E D E</w:t>
+      </w:r>
+    </w:p>
+    <w:p>
+      <w:pPr>
+        <w:pStyle w:val="Normal"/>
+        <w:numPr>
+          <w:ilvl w:val="0"/>
+          <w:numId w:val="1"/>
+        </w:numPr>
+        <w:bidi w:val="0"/>
+        <w:rPr>
+          <w:lang w:val="es-ES"/>
+        </w:rPr>
+      </w:pPr>
+      <w:r>
+        <w:rPr>
+          <w:lang w:val="es-ES"/>
+        </w:rPr>
+        <w:t>de un Dios que salva</w:t>
+      </w:r>
+    </w:p>
+    <w:p>
+      <w:pPr>
+        <w:pStyle w:val="Normal"/>
+        <w:numPr>
+          <w:ilvl w:val="0"/>
+          <w:numId w:val="1"/>
+        </w:numPr>
+        <w:bidi w:val="0"/>
+        <w:rPr>
+          <w:lang w:val="es-ES"/>
+        </w:rPr>
+      </w:pPr>
+      <w:r>
+        <w:rPr>
+          <w:lang w:val="es-ES"/>
+        </w:rPr>
+      </w:r>
+    </w:p>
+    <w:p>
+      <w:pPr>
+        <w:pStyle w:val="Normal"/>
+        <w:numPr>
+          <w:ilvl w:val="0"/>
+          <w:numId w:val="1"/>
+        </w:numPr>
+        <w:bidi w:val="0"/>
+        <w:rPr>
+          <w:b/>
           <w:b/>
           <w:bCs/>
           <w:color w:val="03A9F4"/>
           <w:lang w:val="es-ES"/>
         </w:rPr>
-        <w:t>Verso</w:t>
-      </w:r>
+      </w:pPr>
       <w:r>
         <w:rPr>
           <w:b/>
@@ -168,89 +386,139 @@
           <w:color w:val="03A9F4"/>
           <w:lang w:val="es-ES"/>
         </w:rPr>
-        <w:t>]</w:t>
-      </w:r>
-    </w:p>
-    <w:p>
-      <w:pPr>
-        <w:pStyle w:val="Normal"/>
-        <w:numPr>
-          <w:ilvl w:val="0"/>
-          <w:numId w:val="1"/>
-        </w:numPr>
-        <w:bidi w:val="0"/>
-        <w:rPr>
-          <w:lang w:val="es-ES"/>
-        </w:rPr>
-      </w:pPr>
-      <w:r>
-        <w:rPr>
-          <w:lang w:val="es-ES"/>
-        </w:rPr>
-        <w:t>D          A                     F#m</w:t>
-      </w:r>
-    </w:p>
-    <w:p>
-      <w:pPr>
-        <w:pStyle w:val="Normal"/>
-        <w:numPr>
-          <w:ilvl w:val="0"/>
-          <w:numId w:val="1"/>
-        </w:numPr>
-        <w:bidi w:val="0"/>
-        <w:rPr>
-          <w:lang w:val="es-ES"/>
-        </w:rPr>
-      </w:pPr>
-      <w:r>
-        <w:rPr>
-          <w:lang w:val="es-ES"/>
-        </w:rPr>
-        <w:t>Todos necesitan amor que nunca falla</w:t>
-      </w:r>
-    </w:p>
-    <w:p>
-      <w:pPr>
-        <w:pStyle w:val="Normal"/>
-        <w:numPr>
-          <w:ilvl w:val="0"/>
-          <w:numId w:val="1"/>
-        </w:numPr>
-        <w:bidi w:val="0"/>
-        <w:rPr>
-          <w:lang w:val="es-ES"/>
-        </w:rPr>
-      </w:pPr>
-      <w:r>
-        <w:rPr>
-          <w:lang w:val="es-ES"/>
-        </w:rPr>
-        <w:t xml:space="preserve">     </w:t>
-      </w:r>
-      <w:r>
-        <w:rPr>
-          <w:lang w:val="es-ES"/>
-        </w:rPr>
-        <w:t>E</w:t>
-      </w:r>
-    </w:p>
-    <w:p>
-      <w:pPr>
-        <w:pStyle w:val="Normal"/>
-        <w:numPr>
-          <w:ilvl w:val="0"/>
-          <w:numId w:val="1"/>
-        </w:numPr>
-        <w:bidi w:val="0"/>
-        <w:rPr>
-          <w:lang w:val="es-ES"/>
-        </w:rPr>
-      </w:pPr>
-      <w:r>
-        <w:rPr>
-          <w:lang w:val="es-ES"/>
-        </w:rPr>
-        <w:t>Tu gracia y compasión</w:t>
+        <w:t>[Coro]</w:t>
+      </w:r>
+    </w:p>
+    <w:p>
+      <w:pPr>
+        <w:pStyle w:val="Normal"/>
+        <w:numPr>
+          <w:ilvl w:val="0"/>
+          <w:numId w:val="1"/>
+        </w:numPr>
+        <w:bidi w:val="0"/>
+        <w:rPr>
+          <w:lang w:val="es-ES"/>
+        </w:rPr>
+      </w:pPr>
+      <w:r>
+        <w:rPr>
+          <w:lang w:val="es-ES"/>
+        </w:rPr>
+        <w:t xml:space="preserve">  </w:t>
+      </w:r>
+      <w:r>
+        <w:rPr>
+          <w:lang w:val="es-ES"/>
+        </w:rPr>
+        <w:t>A                 E</w:t>
+      </w:r>
+    </w:p>
+    <w:p>
+      <w:pPr>
+        <w:pStyle w:val="Normal"/>
+        <w:numPr>
+          <w:ilvl w:val="0"/>
+          <w:numId w:val="1"/>
+        </w:numPr>
+        <w:bidi w:val="0"/>
+        <w:rPr>
+          <w:lang w:val="es-ES"/>
+        </w:rPr>
+      </w:pPr>
+      <w:r>
+        <w:rPr>
+          <w:lang w:val="es-ES"/>
+        </w:rPr>
+        <w:t>Cristo puede mover montes</w:t>
+      </w:r>
+    </w:p>
+    <w:p>
+      <w:pPr>
+        <w:pStyle w:val="Normal"/>
+        <w:numPr>
+          <w:ilvl w:val="0"/>
+          <w:numId w:val="1"/>
+        </w:numPr>
+        <w:bidi w:val="0"/>
+        <w:rPr>
+          <w:lang w:val="es-ES"/>
+        </w:rPr>
+      </w:pPr>
+      <w:r>
+        <w:rPr>
+          <w:lang w:val="es-ES"/>
+        </w:rPr>
+        <w:t xml:space="preserve">             </w:t>
+      </w:r>
+      <w:r>
+        <w:rPr>
+          <w:lang w:val="es-ES"/>
+        </w:rPr>
+        <w:t xml:space="preserve">D      A </w:t>
+      </w:r>
+    </w:p>
+    <w:p>
+      <w:pPr>
+        <w:pStyle w:val="Normal"/>
+        <w:numPr>
+          <w:ilvl w:val="0"/>
+          <w:numId w:val="1"/>
+        </w:numPr>
+        <w:bidi w:val="0"/>
+        <w:rPr>
+          <w:lang w:val="es-ES"/>
+        </w:rPr>
+      </w:pPr>
+      <w:r>
+        <w:rPr>
+          <w:lang w:val="es-ES"/>
+        </w:rPr>
+        <w:t>solo Dios puede salvar</w:t>
+      </w:r>
+    </w:p>
+    <w:p>
+      <w:pPr>
+        <w:pStyle w:val="Normal"/>
+        <w:numPr>
+          <w:ilvl w:val="0"/>
+          <w:numId w:val="1"/>
+        </w:numPr>
+        <w:bidi w:val="0"/>
+        <w:rPr>
+          <w:lang w:val="es-ES"/>
+        </w:rPr>
+      </w:pPr>
+      <w:r>
+        <w:rPr>
+          <w:lang w:val="es-ES"/>
+        </w:rPr>
+        <w:t xml:space="preserve">          </w:t>
+      </w:r>
+      <w:r>
+        <w:rPr>
+          <w:lang w:val="es-ES"/>
+        </w:rPr>
+        <w:t>F#m     E</w:t>
+      </w:r>
+    </w:p>
+    <w:p>
+      <w:pPr>
+        <w:pStyle w:val="Normal"/>
+        <w:numPr>
+          <w:ilvl w:val="0"/>
+          <w:numId w:val="1"/>
+        </w:numPr>
+        <w:bidi w:val="0"/>
+        <w:rPr>
+          <w:lang w:val="es-ES"/>
+        </w:rPr>
+      </w:pPr>
+      <w:r>
+        <w:rPr>
+          <w:lang w:val="es-ES"/>
+        </w:rPr>
+        <w:t>mi Dios puede salvar</w:t>
       </w:r>
     </w:p>
     <w:p>
@@ -275,26 +543,70 @@
         <w:rPr>
           <w:lang w:val="es-ES"/>
         </w:rPr>
-        <w:t>D         A                   F#m</w:t>
-      </w:r>
-    </w:p>
-    <w:p>
-      <w:pPr>
-        <w:pStyle w:val="Normal"/>
-        <w:numPr>
-          <w:ilvl w:val="0"/>
-          <w:numId w:val="1"/>
-        </w:numPr>
-        <w:bidi w:val="0"/>
-        <w:rPr>
-          <w:lang w:val="es-ES"/>
-        </w:rPr>
-      </w:pPr>
-      <w:r>
-        <w:rPr>
-          <w:lang w:val="es-ES"/>
-        </w:rPr>
-        <w:t>Todos necesitan perdón y esperanza</w:t>
+        <w:t>A                        E</w:t>
+      </w:r>
+    </w:p>
+    <w:p>
+      <w:pPr>
+        <w:pStyle w:val="Normal"/>
+        <w:numPr>
+          <w:ilvl w:val="0"/>
+          <w:numId w:val="1"/>
+        </w:numPr>
+        <w:bidi w:val="0"/>
+        <w:rPr>
+          <w:lang w:val="es-ES"/>
+        </w:rPr>
+      </w:pPr>
+      <w:r>
+        <w:rPr>
+          <w:lang w:val="es-ES"/>
+        </w:rPr>
+        <w:t>por siempre autor de salvación</w:t>
+      </w:r>
+    </w:p>
+    <w:p>
+      <w:pPr>
+        <w:pStyle w:val="Normal"/>
+        <w:numPr>
+          <w:ilvl w:val="0"/>
+          <w:numId w:val="1"/>
+        </w:numPr>
+        <w:bidi w:val="0"/>
+        <w:rPr>
+          <w:lang w:val="es-ES"/>
+        </w:rPr>
+      </w:pPr>
+      <w:r>
+        <w:rPr>
+          <w:lang w:val="es-ES"/>
+        </w:rPr>
+        <w:t xml:space="preserve">           </w:t>
+      </w:r>
+      <w:r>
+        <w:rPr>
+          <w:lang w:val="es-ES"/>
+        </w:rPr>
+        <w:t xml:space="preserve">D         A </w:t>
+      </w:r>
+    </w:p>
+    <w:p>
+      <w:pPr>
+        <w:pStyle w:val="Normal"/>
+        <w:numPr>
+          <w:ilvl w:val="0"/>
+          <w:numId w:val="1"/>
+        </w:numPr>
+        <w:bidi w:val="0"/>
+        <w:rPr>
+          <w:lang w:val="es-ES"/>
+        </w:rPr>
+      </w:pPr>
+      <w:r>
+        <w:rPr>
+          <w:lang w:val="es-ES"/>
+        </w:rPr>
+        <w:t>Jesús la muerte venció</w:t>
       </w:r>
     </w:p>
     <w:p>
@@ -319,313 +631,6 @@
         <w:rPr>
           <w:lang w:val="es-ES"/>
         </w:rPr>
-        <w:t>E            D E D E</w:t>
-      </w:r>
-    </w:p>
-    <w:p>
-      <w:pPr>
-        <w:pStyle w:val="Normal"/>
-        <w:numPr>
-          <w:ilvl w:val="0"/>
-          <w:numId w:val="1"/>
-        </w:numPr>
-        <w:bidi w:val="0"/>
-        <w:rPr>
-          <w:lang w:val="es-ES"/>
-        </w:rPr>
-      </w:pPr>
-      <w:r>
-        <w:rPr>
-          <w:lang w:val="es-ES"/>
-        </w:rPr>
-        <w:t>de un Dios que salva</w:t>
-      </w:r>
-    </w:p>
-    <w:p>
-      <w:pPr>
-        <w:pStyle w:val="Normal"/>
-        <w:numPr>
-          <w:ilvl w:val="0"/>
-          <w:numId w:val="1"/>
-        </w:numPr>
-        <w:bidi w:val="0"/>
-        <w:rPr>
-          <w:lang w:val="es-ES"/>
-        </w:rPr>
-      </w:pPr>
-      <w:r>
-        <w:rPr>
-          <w:lang w:val="es-ES"/>
-        </w:rPr>
-      </w:r>
-    </w:p>
-    <w:p>
-      <w:pPr>
-        <w:pStyle w:val="Normal"/>
-        <w:numPr>
-          <w:ilvl w:val="0"/>
-          <w:numId w:val="1"/>
-        </w:numPr>
-        <w:bidi w:val="0"/>
-        <w:rPr>
-          <w:b/>
-          <w:bCs/>
-          <w:color w:val="03A9F4"/>
-          <w:lang w:val="es-ES"/>
-        </w:rPr>
-      </w:pPr>
-      <w:r>
-        <w:rPr>
-          <w:b/>
-          <w:bCs/>
-          <w:color w:val="03A9F4"/>
-          <w:lang w:val="es-ES"/>
-        </w:rPr>
-        <w:t>[Coro]</w:t>
-      </w:r>
-    </w:p>
-    <w:p>
-      <w:pPr>
-        <w:pStyle w:val="Normal"/>
-        <w:numPr>
-          <w:ilvl w:val="0"/>
-          <w:numId w:val="1"/>
-        </w:numPr>
-        <w:bidi w:val="0"/>
-        <w:rPr>
-          <w:lang w:val="es-ES"/>
-        </w:rPr>
-      </w:pPr>
-      <w:r>
-        <w:rPr>
-          <w:lang w:val="es-ES"/>
-        </w:rPr>
-        <w:t xml:space="preserve">  </w:t>
-      </w:r>
-      <w:r>
-        <w:rPr>
-          <w:lang w:val="es-ES"/>
-        </w:rPr>
-        <w:t>A                 E</w:t>
-      </w:r>
-    </w:p>
-    <w:p>
-      <w:pPr>
-        <w:pStyle w:val="Normal"/>
-        <w:numPr>
-          <w:ilvl w:val="0"/>
-          <w:numId w:val="1"/>
-        </w:numPr>
-        <w:bidi w:val="0"/>
-        <w:rPr>
-          <w:lang w:val="es-ES"/>
-        </w:rPr>
-      </w:pPr>
-      <w:r>
-        <w:rPr>
-          <w:lang w:val="es-ES"/>
-        </w:rPr>
-        <w:t>Cristo puede mover montes</w:t>
-      </w:r>
-    </w:p>
-    <w:p>
-      <w:pPr>
-        <w:pStyle w:val="Normal"/>
-        <w:numPr>
-          <w:ilvl w:val="0"/>
-          <w:numId w:val="1"/>
-        </w:numPr>
-        <w:bidi w:val="0"/>
-        <w:rPr>
-          <w:lang w:val="es-ES"/>
-        </w:rPr>
-      </w:pPr>
-      <w:r>
-        <w:rPr>
-          <w:lang w:val="es-ES"/>
-        </w:rPr>
-        <w:t xml:space="preserve">             </w:t>
-      </w:r>
-      <w:r>
-        <w:rPr>
-          <w:lang w:val="es-ES"/>
-        </w:rPr>
-        <w:t xml:space="preserve">D      A </w:t>
-      </w:r>
-    </w:p>
-    <w:p>
-      <w:pPr>
-        <w:pStyle w:val="Normal"/>
-        <w:numPr>
-          <w:ilvl w:val="0"/>
-          <w:numId w:val="1"/>
-        </w:numPr>
-        <w:bidi w:val="0"/>
-        <w:rPr>
-          <w:lang w:val="es-ES"/>
-        </w:rPr>
-      </w:pPr>
-      <w:r>
-        <w:rPr>
-          <w:lang w:val="es-ES"/>
-        </w:rPr>
-        <w:t>solo Dios puede salvar</w:t>
-      </w:r>
-    </w:p>
-    <w:p>
-      <w:pPr>
-        <w:pStyle w:val="Normal"/>
-        <w:numPr>
-          <w:ilvl w:val="0"/>
-          <w:numId w:val="1"/>
-        </w:numPr>
-        <w:bidi w:val="0"/>
-        <w:rPr>
-          <w:lang w:val="es-ES"/>
-        </w:rPr>
-      </w:pPr>
-      <w:r>
-        <w:rPr>
-          <w:lang w:val="es-ES"/>
-        </w:rPr>
-        <w:t xml:space="preserve">          </w:t>
-      </w:r>
-      <w:r>
-        <w:rPr>
-          <w:lang w:val="es-ES"/>
-        </w:rPr>
-        <w:t>F#m     E</w:t>
-      </w:r>
-    </w:p>
-    <w:p>
-      <w:pPr>
-        <w:pStyle w:val="Normal"/>
-        <w:numPr>
-          <w:ilvl w:val="0"/>
-          <w:numId w:val="1"/>
-        </w:numPr>
-        <w:bidi w:val="0"/>
-        <w:rPr>
-          <w:lang w:val="es-ES"/>
-        </w:rPr>
-      </w:pPr>
-      <w:r>
-        <w:rPr>
-          <w:lang w:val="es-ES"/>
-        </w:rPr>
-        <w:t>mi Dios puede salvar</w:t>
-      </w:r>
-    </w:p>
-    <w:p>
-      <w:pPr>
-        <w:pStyle w:val="Normal"/>
-        <w:numPr>
-          <w:ilvl w:val="0"/>
-          <w:numId w:val="1"/>
-        </w:numPr>
-        <w:bidi w:val="0"/>
-        <w:rPr>
-          <w:lang w:val="es-ES"/>
-        </w:rPr>
-      </w:pPr>
-      <w:r>
-        <w:rPr>
-          <w:lang w:val="es-ES"/>
-        </w:rPr>
-        <w:t xml:space="preserve"> </w:t>
-      </w:r>
-      <w:r>
-        <w:rPr>
-          <w:lang w:val="es-ES"/>
-        </w:rPr>
-        <w:t>A                        E</w:t>
-      </w:r>
-    </w:p>
-    <w:p>
-      <w:pPr>
-        <w:pStyle w:val="Normal"/>
-        <w:numPr>
-          <w:ilvl w:val="0"/>
-          <w:numId w:val="1"/>
-        </w:numPr>
-        <w:bidi w:val="0"/>
-        <w:rPr>
-          <w:lang w:val="es-ES"/>
-        </w:rPr>
-      </w:pPr>
-      <w:r>
-        <w:rPr>
-          <w:lang w:val="es-ES"/>
-        </w:rPr>
-        <w:t>por siempre autor de salvación</w:t>
-      </w:r>
-    </w:p>
-    <w:p>
-      <w:pPr>
-        <w:pStyle w:val="Normal"/>
-        <w:numPr>
-          <w:ilvl w:val="0"/>
-          <w:numId w:val="1"/>
-        </w:numPr>
-        <w:bidi w:val="0"/>
-        <w:rPr>
-          <w:lang w:val="es-ES"/>
-        </w:rPr>
-      </w:pPr>
-      <w:r>
-        <w:rPr>
-          <w:lang w:val="es-ES"/>
-        </w:rPr>
-        <w:t xml:space="preserve">           </w:t>
-      </w:r>
-      <w:r>
-        <w:rPr>
-          <w:lang w:val="es-ES"/>
-        </w:rPr>
-        <w:t xml:space="preserve">D         A </w:t>
-      </w:r>
-    </w:p>
-    <w:p>
-      <w:pPr>
-        <w:pStyle w:val="Normal"/>
-        <w:numPr>
-          <w:ilvl w:val="0"/>
-          <w:numId w:val="1"/>
-        </w:numPr>
-        <w:bidi w:val="0"/>
-        <w:rPr>
-          <w:lang w:val="es-ES"/>
-        </w:rPr>
-      </w:pPr>
-      <w:r>
-        <w:rPr>
-          <w:lang w:val="es-ES"/>
-        </w:rPr>
-        <w:t>Jesús la muerte venció</w:t>
-      </w:r>
-    </w:p>
-    <w:p>
-      <w:pPr>
-        <w:pStyle w:val="Normal"/>
-        <w:numPr>
-          <w:ilvl w:val="0"/>
-          <w:numId w:val="1"/>
-        </w:numPr>
-        <w:bidi w:val="0"/>
-        <w:rPr>
-          <w:lang w:val="es-ES"/>
-        </w:rPr>
-      </w:pPr>
-      <w:r>
-        <w:rPr>
-          <w:lang w:val="es-ES"/>
-        </w:rPr>
-        <w:t xml:space="preserve">        </w:t>
-      </w:r>
-      <w:r>
-        <w:rPr>
-          <w:lang w:val="es-ES"/>
-        </w:rPr>
         <w:t>F#m       E</w:t>
       </w:r>
     </w:p>
@@ -675,6 +680,7 @@
         </w:numPr>
         <w:bidi w:val="0"/>
         <w:rPr>
+          <w:b/>
           <w:b/>
           <w:bCs/>
           <w:color w:val="03A9F4"/>
@@ -954,7 +960,58 @@
         </w:numPr>
         <w:bidi w:val="0"/>
         <w:rPr>
+          <w:b w:val="false"/>
+          <w:b w:val="false"/>
+          <w:bCs w:val="false"/>
+          <w:color w:val="auto"/>
+        </w:rPr>
+      </w:pPr>
+      <w:r>
+        <w:rPr>
+          <w:b w:val="false"/>
+          <w:bCs w:val="false"/>
+          <w:color w:val="auto"/>
+          <w:lang w:val="es-ES"/>
+        </w:rPr>
+        <w:t>A    E    D A  F#m E</w:t>
+      </w:r>
+    </w:p>
+    <w:p>
+      <w:pPr>
+        <w:pStyle w:val="Normal"/>
+        <w:numPr>
+          <w:ilvl w:val="0"/>
+          <w:numId w:val="1"/>
+        </w:numPr>
+        <w:bidi w:val="0"/>
+        <w:rPr>
+          <w:b w:val="false"/>
+          <w:b w:val="false"/>
+          <w:bCs w:val="false"/>
+          <w:color w:val="auto"/>
+        </w:rPr>
+      </w:pPr>
+      <w:r>
+        <w:rPr>
+          <w:b w:val="false"/>
+          <w:bCs w:val="false"/>
+          <w:color w:val="auto"/>
+          <w:lang w:val="es-ES"/>
+        </w:rPr>
+        <w:t>A    E    D A  F#m E</w:t>
+      </w:r>
+    </w:p>
+    <w:p>
+      <w:pPr>
+        <w:pStyle w:val="Normal"/>
+        <w:numPr>
+          <w:ilvl w:val="0"/>
+          <w:numId w:val="1"/>
+        </w:numPr>
+        <w:bidi w:val="0"/>
+        <w:rPr>
           <w:rFonts w:ascii="Consolas" w:hAnsi="Consolas" w:eastAsia="Courier 10 Pitch" w:cs="Consolas"/>
+          <w:b/>
           <w:b/>
           <w:bCs/>
           <w:color w:val="00B0F0"/>
@@ -965,7 +1022,7 @@
       </w:pPr>
       <w:r>
         <w:rPr>
-          <w:rFonts w:eastAsia="Courier 10 Pitch" w:cs="Consolas" w:ascii="Consolas" w:hAnsi="Consolas"/>
+          <w:rFonts w:eastAsia="Courier 10 Pitch" w:cs="Consolas"/>
           <w:b/>
           <w:bCs/>
           <w:color w:val="00B0F0"/>
@@ -986,6 +1043,7 @@
         <w:rPr>
           <w:rFonts w:ascii="Consolas" w:hAnsi="Consolas" w:eastAsia="Courier 10 Pitch" w:cs="Consolas"/>
           <w:b/>
+          <w:b/>
           <w:bCs/>
           <w:color w:val="00B0F0"/>
           <w:sz w:val="13"/>
@@ -995,7 +1053,7 @@
       </w:pPr>
       <w:r>
         <w:rPr>
-          <w:rFonts w:eastAsia="Courier 10 Pitch" w:cs="Consolas" w:ascii="Consolas" w:hAnsi="Consolas"/>
+          <w:rFonts w:eastAsia="Courier 10 Pitch" w:cs="Consolas"/>
           <w:b/>
           <w:bCs/>
           <w:color w:val="00B0F0"/>
@@ -1003,11 +1061,161 @@
           <w:szCs w:val="13"/>
           <w:lang w:val="es-ES"/>
         </w:rPr>
-        <w:t>[</w:t>
-      </w:r>
-      <w:r>
-        <w:rPr>
-          <w:rFonts w:eastAsia="Courier 10 Pitch" w:cs="Consolas" w:ascii="Consolas" w:hAnsi="Consolas"/>
+        <w:t>[Solo]</w:t>
+      </w:r>
+    </w:p>
+    <w:p>
+      <w:pPr>
+        <w:pStyle w:val="Normal"/>
+        <w:numPr>
+          <w:ilvl w:val="0"/>
+          <w:numId w:val="1"/>
+        </w:numPr>
+        <w:bidi w:val="0"/>
+        <w:rPr>
+          <w:rFonts w:ascii="Consolas" w:hAnsi="Consolas" w:eastAsia="Courier 10 Pitch" w:cs="Consolas"/>
+          <w:b w:val="false"/>
+          <w:b w:val="false"/>
+          <w:bCs w:val="false"/>
+          <w:color w:val="auto"/>
+          <w:sz w:val="13"/>
+          <w:szCs w:val="13"/>
+          <w:lang w:val="es-ES"/>
+        </w:rPr>
+      </w:pPr>
+      <w:r>
+        <w:rPr>
+          <w:rFonts w:eastAsia="Courier 10 Pitch" w:cs="Consolas"/>
+          <w:b w:val="false"/>
+          <w:bCs w:val="false"/>
+          <w:color w:val="auto"/>
+          <w:sz w:val="13"/>
+          <w:szCs w:val="13"/>
+          <w:lang w:val="es-ES"/>
+        </w:rPr>
+        <w:t xml:space="preserve">D A E </w:t>
+      </w:r>
+      <w:r>
+        <w:rPr>
+          <w:rFonts w:eastAsia="Courier 10 Pitch" w:cs="Consolas"/>
+          <w:b w:val="false"/>
+          <w:bCs w:val="false"/>
+          <w:color w:val="auto"/>
+          <w:sz w:val="13"/>
+          <w:szCs w:val="13"/>
+        </w:rPr>
+        <w:t xml:space="preserve"> </w:t>
+      </w:r>
+      <w:r>
+        <w:rPr>
+          <w:rFonts w:eastAsia="Courier 10 Pitch" w:cs="Consolas"/>
+          <w:b w:val="false"/>
+          <w:bCs w:val="false"/>
+          <w:color w:val="auto"/>
+          <w:sz w:val="13"/>
+          <w:szCs w:val="13"/>
+          <w:lang w:val="es-ES"/>
+        </w:rPr>
+        <w:t xml:space="preserve">F#m  </w:t>
+      </w:r>
+    </w:p>
+    <w:p>
+      <w:pPr>
+        <w:pStyle w:val="Normal"/>
+        <w:numPr>
+          <w:ilvl w:val="0"/>
+          <w:numId w:val="1"/>
+        </w:numPr>
+        <w:bidi w:val="0"/>
+        <w:rPr>
+          <w:rFonts w:ascii="Consolas" w:hAnsi="Consolas" w:eastAsia="Courier 10 Pitch" w:cs="Consolas"/>
+          <w:b w:val="false"/>
+          <w:b w:val="false"/>
+          <w:bCs w:val="false"/>
+          <w:color w:val="auto"/>
+          <w:sz w:val="13"/>
+          <w:szCs w:val="13"/>
+          <w:lang w:val="es-ES"/>
+        </w:rPr>
+      </w:pPr>
+      <w:r>
+        <w:rPr>
+          <w:rFonts w:eastAsia="Courier 10 Pitch" w:cs="Consolas"/>
+          <w:b w:val="false"/>
+          <w:bCs w:val="false"/>
+          <w:color w:val="auto"/>
+          <w:sz w:val="13"/>
+          <w:szCs w:val="13"/>
+          <w:lang w:val="es-ES"/>
+        </w:rPr>
+        <w:t xml:space="preserve">D A E </w:t>
+      </w:r>
+      <w:r>
+        <w:rPr>
+          <w:rFonts w:eastAsia="Courier 10 Pitch" w:cs="Consolas"/>
+          <w:b w:val="false"/>
+          <w:bCs w:val="false"/>
+          <w:color w:val="auto"/>
+          <w:sz w:val="13"/>
+          <w:szCs w:val="13"/>
+        </w:rPr>
+        <w:t xml:space="preserve"> </w:t>
+      </w:r>
+      <w:r>
+        <w:rPr>
+          <w:rFonts w:eastAsia="Courier 10 Pitch" w:cs="Consolas"/>
+          <w:b w:val="false"/>
+          <w:bCs w:val="false"/>
+          <w:color w:val="auto"/>
+          <w:sz w:val="13"/>
+          <w:szCs w:val="13"/>
+          <w:lang w:val="es-ES"/>
+        </w:rPr>
+        <w:t>F#m</w:t>
+      </w:r>
+    </w:p>
+    <w:p>
+      <w:pPr>
+        <w:pStyle w:val="Normal"/>
+        <w:numPr>
+          <w:ilvl w:val="0"/>
+          <w:numId w:val="1"/>
+        </w:numPr>
+        <w:bidi w:val="0"/>
+        <w:rPr>
+          <w:rFonts w:ascii="Consolas" w:hAnsi="Consolas" w:eastAsia="Courier 10 Pitch" w:cs="Consolas"/>
+          <w:b w:val="false"/>
+          <w:b w:val="false"/>
+          <w:bCs w:val="false"/>
+          <w:color w:val="auto"/>
+          <w:sz w:val="13"/>
+          <w:szCs w:val="13"/>
+          <w:lang w:val="es-ES"/>
+        </w:rPr>
+      </w:pPr>
+      <w:r>
+        <w:rPr>
+          <w:rFonts w:eastAsia="Courier 10 Pitch" w:cs="Consolas"/>
+          <w:b w:val="false"/>
+          <w:bCs w:val="false"/>
+          <w:color w:val="auto"/>
+          <w:sz w:val="13"/>
+          <w:szCs w:val="13"/>
+          <w:lang w:val="es-ES"/>
+        </w:rPr>
+      </w:r>
+    </w:p>
+    <w:p>
+      <w:pPr>
+        <w:pStyle w:val="Normal"/>
+        <w:numPr>
+          <w:ilvl w:val="0"/>
+          <w:numId w:val="1"/>
+        </w:numPr>
+        <w:bidi w:val="0"/>
+        <w:rPr>
+          <w:rFonts w:ascii="Consolas" w:hAnsi="Consolas" w:eastAsia="Courier 10 Pitch" w:cs="Consolas"/>
+          <w:b/>
           <w:b/>
           <w:bCs/>
           <w:color w:val="00B0F0"/>
@@ -1015,11 +1223,10 @@
           <w:szCs w:val="13"/>
           <w:lang w:val="es-ES"/>
         </w:rPr>
-        <w:t>Solo</w:t>
-      </w:r>
-      <w:r>
-        <w:rPr>
-          <w:rFonts w:eastAsia="Courier 10 Pitch" w:cs="Consolas" w:ascii="Consolas" w:hAnsi="Consolas"/>
+      </w:pPr>
+      <w:r>
+        <w:rPr>
+          <w:rFonts w:eastAsia="Courier 10 Pitch" w:cs="Consolas"/>
           <w:b/>
           <w:bCs/>
           <w:color w:val="00B0F0"/>
@@ -1027,7 +1234,7 @@
           <w:szCs w:val="13"/>
           <w:lang w:val="es-ES"/>
         </w:rPr>
-        <w:t>]</w:t>
+        <w:t>[Puente]</w:t>
       </w:r>
     </w:p>
     <w:p>
@@ -1041,47 +1248,69 @@
         <w:rPr>
           <w:rFonts w:ascii="Consolas" w:hAnsi="Consolas" w:eastAsia="Courier 10 Pitch" w:cs="Consolas"/>
           <w:b w:val="false"/>
-          <w:bCs w:val="false"/>
-          <w:color w:val="auto"/>
-          <w:sz w:val="13"/>
-          <w:szCs w:val="13"/>
-          <w:lang w:val="es-ES"/>
-        </w:rPr>
-      </w:pPr>
-      <w:r>
-        <w:rPr>
-          <w:rFonts w:eastAsia="Courier 10 Pitch" w:cs="Consolas" w:ascii="Consolas" w:hAnsi="Consolas"/>
-          <w:b w:val="false"/>
-          <w:bCs w:val="false"/>
-          <w:color w:val="auto"/>
-          <w:sz w:val="13"/>
-          <w:szCs w:val="13"/>
-          <w:lang w:val="es-ES"/>
-        </w:rPr>
-        <w:t xml:space="preserve">D A E </w:t>
-      </w:r>
-      <w:r>
-        <w:rPr>
-          <w:rFonts w:eastAsia="Courier 10 Pitch" w:cs="Consolas" w:ascii="Consolas" w:hAnsi="Consolas"/>
-          <w:b w:val="false"/>
-          <w:bCs w:val="false"/>
-          <w:color w:val="auto"/>
-          <w:sz w:val="13"/>
-          <w:szCs w:val="13"/>
+          <w:b w:val="false"/>
+          <w:bCs w:val="false"/>
+          <w:color w:val="auto"/>
+          <w:sz w:val="13"/>
+          <w:szCs w:val="13"/>
+          <w:lang w:val="es-ES"/>
+        </w:rPr>
+      </w:pPr>
+      <w:r>
+        <w:rPr>
+          <w:rFonts w:eastAsia="Courier 10 Pitch" w:cs="Consolas"/>
+          <w:b w:val="false"/>
+          <w:bCs w:val="false"/>
+          <w:color w:val="auto"/>
+          <w:sz w:val="13"/>
+          <w:szCs w:val="13"/>
+          <w:lang w:val="es-ES"/>
+        </w:rPr>
+        <w:t>D            A            E       F#m</w:t>
+      </w:r>
+    </w:p>
+    <w:p>
+      <w:pPr>
+        <w:pStyle w:val="Normal"/>
+        <w:numPr>
+          <w:ilvl w:val="0"/>
+          <w:numId w:val="1"/>
+        </w:numPr>
+        <w:bidi w:val="0"/>
+        <w:rPr>
+          <w:rFonts w:ascii="Consolas" w:hAnsi="Consolas" w:eastAsia="Courier 10 Pitch" w:cs="Consolas"/>
+          <w:b w:val="false"/>
+          <w:b w:val="false"/>
+          <w:bCs w:val="false"/>
+          <w:color w:val="auto"/>
+          <w:sz w:val="13"/>
+          <w:szCs w:val="13"/>
+          <w:lang w:val="es-ES"/>
+        </w:rPr>
+      </w:pPr>
+      <w:r>
+        <w:rPr>
+          <w:rFonts w:eastAsia="Courier 10 Pitch" w:cs="Consolas"/>
+          <w:b w:val="false"/>
+          <w:bCs w:val="false"/>
+          <w:color w:val="auto"/>
+          <w:sz w:val="13"/>
+          <w:szCs w:val="13"/>
+          <w:lang w:val="es-ES"/>
         </w:rPr>
         <w:t xml:space="preserve"> </w:t>
       </w:r>
       <w:r>
         <w:rPr>
-          <w:rFonts w:eastAsia="Courier 10 Pitch" w:cs="Consolas" w:ascii="Consolas" w:hAnsi="Consolas"/>
-          <w:b w:val="false"/>
-          <w:bCs w:val="false"/>
-          <w:color w:val="auto"/>
-          <w:sz w:val="13"/>
-          <w:szCs w:val="13"/>
-          <w:lang w:val="es-ES"/>
-        </w:rPr>
-        <w:t xml:space="preserve">F#m  </w:t>
+          <w:rFonts w:eastAsia="Courier 10 Pitch" w:cs="Consolas"/>
+          <w:b w:val="false"/>
+          <w:bCs w:val="false"/>
+          <w:color w:val="auto"/>
+          <w:sz w:val="13"/>
+          <w:szCs w:val="13"/>
+          <w:lang w:val="es-ES"/>
+        </w:rPr>
+        <w:t>En la tierra tu luz brillará Cantamos</w:t>
       </w:r>
     </w:p>
     <w:p>
@@ -1095,47 +1324,69 @@
         <w:rPr>
           <w:rFonts w:ascii="Consolas" w:hAnsi="Consolas" w:eastAsia="Courier 10 Pitch" w:cs="Consolas"/>
           <w:b w:val="false"/>
-          <w:bCs w:val="false"/>
-          <w:color w:val="auto"/>
-          <w:sz w:val="13"/>
-          <w:szCs w:val="13"/>
-          <w:lang w:val="es-ES"/>
-        </w:rPr>
-      </w:pPr>
-      <w:r>
-        <w:rPr>
-          <w:rFonts w:eastAsia="Courier 10 Pitch" w:cs="Consolas" w:ascii="Consolas" w:hAnsi="Consolas"/>
-          <w:b w:val="false"/>
-          <w:bCs w:val="false"/>
-          <w:color w:val="auto"/>
-          <w:sz w:val="13"/>
-          <w:szCs w:val="13"/>
-          <w:lang w:val="es-ES"/>
-        </w:rPr>
-        <w:t xml:space="preserve">D A E </w:t>
-      </w:r>
-      <w:r>
-        <w:rPr>
-          <w:rFonts w:eastAsia="Courier 10 Pitch" w:cs="Consolas" w:ascii="Consolas" w:hAnsi="Consolas"/>
-          <w:b w:val="false"/>
-          <w:bCs w:val="false"/>
-          <w:color w:val="auto"/>
-          <w:sz w:val="13"/>
-          <w:szCs w:val="13"/>
+          <w:b w:val="false"/>
+          <w:bCs w:val="false"/>
+          <w:color w:val="auto"/>
+          <w:sz w:val="13"/>
+          <w:szCs w:val="13"/>
+          <w:lang w:val="es-ES"/>
+        </w:rPr>
+      </w:pPr>
+      <w:r>
+        <w:rPr>
+          <w:rFonts w:eastAsia="Courier 10 Pitch" w:cs="Consolas"/>
+          <w:b w:val="false"/>
+          <w:bCs w:val="false"/>
+          <w:color w:val="auto"/>
+          <w:sz w:val="13"/>
+          <w:szCs w:val="13"/>
+          <w:lang w:val="es-ES"/>
+        </w:rPr>
+        <w:t>D            A          E      F#m</w:t>
+      </w:r>
+    </w:p>
+    <w:p>
+      <w:pPr>
+        <w:pStyle w:val="Normal"/>
+        <w:numPr>
+          <w:ilvl w:val="0"/>
+          <w:numId w:val="1"/>
+        </w:numPr>
+        <w:bidi w:val="0"/>
+        <w:rPr>
+          <w:rFonts w:ascii="Consolas" w:hAnsi="Consolas" w:eastAsia="Courier 10 Pitch" w:cs="Consolas"/>
+          <w:b w:val="false"/>
+          <w:b w:val="false"/>
+          <w:bCs w:val="false"/>
+          <w:color w:val="auto"/>
+          <w:sz w:val="13"/>
+          <w:szCs w:val="13"/>
+          <w:lang w:val="es-ES"/>
+        </w:rPr>
+      </w:pPr>
+      <w:r>
+        <w:rPr>
+          <w:rFonts w:eastAsia="Courier 10 Pitch" w:cs="Consolas"/>
+          <w:b w:val="false"/>
+          <w:bCs w:val="false"/>
+          <w:color w:val="auto"/>
+          <w:sz w:val="13"/>
+          <w:szCs w:val="13"/>
+          <w:lang w:val="es-ES"/>
         </w:rPr>
         <w:t xml:space="preserve"> </w:t>
       </w:r>
       <w:r>
         <w:rPr>
-          <w:rFonts w:eastAsia="Courier 10 Pitch" w:cs="Consolas" w:ascii="Consolas" w:hAnsi="Consolas"/>
-          <w:b w:val="false"/>
-          <w:bCs w:val="false"/>
-          <w:color w:val="auto"/>
-          <w:sz w:val="13"/>
-          <w:szCs w:val="13"/>
-          <w:lang w:val="es-ES"/>
-        </w:rPr>
-        <w:t>F#m</w:t>
+          <w:rFonts w:eastAsia="Courier 10 Pitch" w:cs="Consolas"/>
+          <w:b w:val="false"/>
+          <w:bCs w:val="false"/>
+          <w:color w:val="auto"/>
+          <w:sz w:val="13"/>
+          <w:szCs w:val="13"/>
+          <w:lang w:val="es-ES"/>
+        </w:rPr>
+        <w:t>por la gloria de tu majestad Jesús</w:t>
       </w:r>
     </w:p>
     <w:p>
@@ -1149,23 +1400,25 @@
         <w:rPr>
           <w:rFonts w:ascii="Consolas" w:hAnsi="Consolas" w:eastAsia="Courier 10 Pitch" w:cs="Consolas"/>
           <w:b w:val="false"/>
-          <w:bCs w:val="false"/>
-          <w:color w:val="auto"/>
-          <w:sz w:val="13"/>
-          <w:szCs w:val="13"/>
-          <w:lang w:val="es-ES"/>
-        </w:rPr>
-      </w:pPr>
-      <w:r>
-        <w:rPr>
-          <w:rFonts w:eastAsia="Courier 10 Pitch" w:cs="Consolas" w:ascii="Consolas" w:hAnsi="Consolas"/>
-          <w:b w:val="false"/>
-          <w:bCs w:val="false"/>
-          <w:color w:val="auto"/>
-          <w:sz w:val="13"/>
-          <w:szCs w:val="13"/>
-          <w:lang w:val="es-ES"/>
-        </w:rPr>
+          <w:b w:val="false"/>
+          <w:bCs w:val="false"/>
+          <w:color w:val="auto"/>
+          <w:sz w:val="13"/>
+          <w:szCs w:val="13"/>
+          <w:lang w:val="es-ES"/>
+        </w:rPr>
+      </w:pPr>
+      <w:r>
+        <w:rPr>
+          <w:rFonts w:eastAsia="Courier 10 Pitch" w:cs="Consolas"/>
+          <w:b w:val="false"/>
+          <w:bCs w:val="false"/>
+          <w:color w:val="auto"/>
+          <w:sz w:val="13"/>
+          <w:szCs w:val="13"/>
+          <w:lang w:val="es-ES"/>
+        </w:rPr>
+        <w:t>D            A            E       F#m</w:t>
       </w:r>
     </w:p>
     <w:p>
@@ -1178,6 +1431,159 @@
         <w:bidi w:val="0"/>
         <w:rPr>
           <w:rFonts w:ascii="Consolas" w:hAnsi="Consolas" w:eastAsia="Courier 10 Pitch" w:cs="Consolas"/>
+          <w:b w:val="false"/>
+          <w:b w:val="false"/>
+          <w:bCs w:val="false"/>
+          <w:color w:val="auto"/>
+          <w:sz w:val="13"/>
+          <w:szCs w:val="13"/>
+          <w:lang w:val="es-ES"/>
+        </w:rPr>
+      </w:pPr>
+      <w:r>
+        <w:rPr>
+          <w:rFonts w:eastAsia="Courier 10 Pitch" w:cs="Consolas"/>
+          <w:b w:val="false"/>
+          <w:bCs w:val="false"/>
+          <w:color w:val="auto"/>
+          <w:sz w:val="13"/>
+          <w:szCs w:val="13"/>
+          <w:lang w:val="es-ES"/>
+        </w:rPr>
+        <w:t xml:space="preserve"> </w:t>
+      </w:r>
+      <w:r>
+        <w:rPr>
+          <w:rFonts w:eastAsia="Courier 10 Pitch" w:cs="Consolas"/>
+          <w:b w:val="false"/>
+          <w:bCs w:val="false"/>
+          <w:color w:val="auto"/>
+          <w:sz w:val="13"/>
+          <w:szCs w:val="13"/>
+          <w:lang w:val="es-ES"/>
+        </w:rPr>
+        <w:t>En la tierra tu luz brillará Cantamos</w:t>
+      </w:r>
+    </w:p>
+    <w:p>
+      <w:pPr>
+        <w:pStyle w:val="Normal"/>
+        <w:numPr>
+          <w:ilvl w:val="0"/>
+          <w:numId w:val="1"/>
+        </w:numPr>
+        <w:bidi w:val="0"/>
+        <w:rPr>
+          <w:rFonts w:ascii="Consolas" w:hAnsi="Consolas" w:eastAsia="Courier 10 Pitch" w:cs="Consolas"/>
+          <w:b w:val="false"/>
+          <w:b w:val="false"/>
+          <w:bCs w:val="false"/>
+          <w:color w:val="auto"/>
+          <w:sz w:val="13"/>
+          <w:szCs w:val="13"/>
+          <w:lang w:val="es-ES"/>
+        </w:rPr>
+      </w:pPr>
+      <w:r>
+        <w:rPr>
+          <w:rFonts w:eastAsia="Courier 10 Pitch" w:cs="Consolas"/>
+          <w:b w:val="false"/>
+          <w:bCs w:val="false"/>
+          <w:color w:val="auto"/>
+          <w:sz w:val="13"/>
+          <w:szCs w:val="13"/>
+          <w:lang w:val="es-ES"/>
+        </w:rPr>
+        <w:t xml:space="preserve">D            A          E     </w:t>
+      </w:r>
+    </w:p>
+    <w:p>
+      <w:pPr>
+        <w:pStyle w:val="Normal"/>
+        <w:numPr>
+          <w:ilvl w:val="0"/>
+          <w:numId w:val="1"/>
+        </w:numPr>
+        <w:bidi w:val="0"/>
+        <w:rPr>
+          <w:rFonts w:ascii="Consolas" w:hAnsi="Consolas" w:eastAsia="Courier 10 Pitch" w:cs="Consolas"/>
+          <w:b w:val="false"/>
+          <w:b w:val="false"/>
+          <w:bCs w:val="false"/>
+          <w:color w:val="auto"/>
+          <w:sz w:val="13"/>
+          <w:szCs w:val="13"/>
+          <w:lang w:val="es-ES"/>
+        </w:rPr>
+      </w:pPr>
+      <w:r>
+        <w:rPr>
+          <w:rFonts w:eastAsia="Courier 10 Pitch" w:cs="Consolas"/>
+          <w:b w:val="false"/>
+          <w:bCs w:val="false"/>
+          <w:color w:val="auto"/>
+          <w:sz w:val="13"/>
+          <w:szCs w:val="13"/>
+          <w:lang w:val="es-ES"/>
+        </w:rPr>
+        <w:t xml:space="preserve"> </w:t>
+      </w:r>
+      <w:r>
+        <w:rPr>
+          <w:rFonts w:eastAsia="Courier 10 Pitch" w:cs="Consolas"/>
+          <w:b w:val="false"/>
+          <w:bCs w:val="false"/>
+          <w:color w:val="auto"/>
+          <w:sz w:val="13"/>
+          <w:szCs w:val="13"/>
+          <w:lang w:val="es-ES"/>
+        </w:rPr>
+        <w:t xml:space="preserve">por la gloria de tu majestad </w:t>
+      </w:r>
+    </w:p>
+    <w:p>
+      <w:pPr>
+        <w:pStyle w:val="Normal"/>
+        <w:numPr>
+          <w:ilvl w:val="0"/>
+          <w:numId w:val="1"/>
+        </w:numPr>
+        <w:bidi w:val="0"/>
+        <w:rPr>
+          <w:rFonts w:ascii="Consolas" w:hAnsi="Consolas" w:eastAsia="Courier 10 Pitch" w:cs="Consolas"/>
+          <w:b w:val="false"/>
+          <w:b w:val="false"/>
+          <w:bCs w:val="false"/>
+          <w:color w:val="auto"/>
+          <w:sz w:val="13"/>
+          <w:szCs w:val="13"/>
+          <w:lang w:val="es-ES"/>
+        </w:rPr>
+      </w:pPr>
+      <w:r>
+        <w:rPr>
+          <w:rFonts w:eastAsia="Courier 10 Pitch" w:cs="Consolas"/>
+          <w:b w:val="false"/>
+          <w:bCs w:val="false"/>
+          <w:color w:val="auto"/>
+          <w:sz w:val="13"/>
+          <w:szCs w:val="13"/>
+          <w:lang w:val="es-ES"/>
+        </w:rPr>
+        <w:t xml:space="preserve"> </w:t>
+      </w:r>
+    </w:p>
+    <w:p>
+      <w:pPr>
+        <w:pStyle w:val="Normal"/>
+        <w:numPr>
+          <w:ilvl w:val="0"/>
+          <w:numId w:val="1"/>
+        </w:numPr>
+        <w:bidi w:val="0"/>
+        <w:rPr>
+          <w:rFonts w:ascii="Consolas" w:hAnsi="Consolas" w:eastAsia="Courier 10 Pitch" w:cs="Consolas"/>
+          <w:b/>
           <w:b/>
           <w:bCs/>
           <w:color w:val="00B0F0"/>
@@ -1188,7 +1594,7 @@
       </w:pPr>
       <w:r>
         <w:rPr>
-          <w:rFonts w:eastAsia="Courier 10 Pitch" w:cs="Consolas" w:ascii="Consolas" w:hAnsi="Consolas"/>
+          <w:rFonts w:eastAsia="Courier 10 Pitch" w:cs="Consolas"/>
           <w:b/>
           <w:bCs/>
           <w:color w:val="00B0F0"/>
@@ -1196,11 +1602,73 @@
           <w:szCs w:val="13"/>
           <w:lang w:val="es-ES"/>
         </w:rPr>
-        <w:t>[</w:t>
-      </w:r>
-      <w:r>
-        <w:rPr>
-          <w:rFonts w:eastAsia="Courier 10 Pitch" w:cs="Consolas" w:ascii="Consolas" w:hAnsi="Consolas"/>
+        <w:t>[Coro x2]</w:t>
+      </w:r>
+    </w:p>
+    <w:p>
+      <w:pPr>
+        <w:pStyle w:val="Normal"/>
+        <w:numPr>
+          <w:ilvl w:val="0"/>
+          <w:numId w:val="1"/>
+        </w:numPr>
+        <w:bidi w:val="0"/>
+        <w:rPr>
+          <w:b w:val="false"/>
+          <w:b w:val="false"/>
+          <w:bCs w:val="false"/>
+          <w:color w:val="auto"/>
+        </w:rPr>
+      </w:pPr>
+      <w:r>
+        <w:rPr>
+          <w:b w:val="false"/>
+          <w:bCs w:val="false"/>
+          <w:color w:val="auto"/>
+          <w:lang w:val="es-ES"/>
+        </w:rPr>
+        <w:t>A    E    D A  F#m E</w:t>
+      </w:r>
+    </w:p>
+    <w:p>
+      <w:pPr>
+        <w:pStyle w:val="Normal"/>
+        <w:numPr>
+          <w:ilvl w:val="0"/>
+          <w:numId w:val="1"/>
+        </w:numPr>
+        <w:bidi w:val="0"/>
+        <w:rPr>
+          <w:b w:val="false"/>
+          <w:b w:val="false"/>
+          <w:bCs w:val="false"/>
+          <w:color w:val="auto"/>
+        </w:rPr>
+      </w:pPr>
+      <w:r>
+        <w:rPr>
+          <w:rFonts w:eastAsia="Courier 10 Pitch" w:cs="Consolas"/>
+          <w:b w:val="false"/>
+          <w:bCs w:val="false"/>
+          <w:color w:val="auto"/>
+          <w:sz w:val="13"/>
+          <w:szCs w:val="13"/>
+          <w:lang w:val="es-ES"/>
+        </w:rPr>
+        <w:t>A    E    D A  F#m E</w:t>
+      </w:r>
+    </w:p>
+    <w:p>
+      <w:pPr>
+        <w:pStyle w:val="Normal"/>
+        <w:numPr>
+          <w:ilvl w:val="0"/>
+          <w:numId w:val="1"/>
+        </w:numPr>
+        <w:bidi w:val="0"/>
+        <w:rPr>
+          <w:rFonts w:ascii="Consolas" w:hAnsi="Consolas" w:eastAsia="Courier 10 Pitch" w:cs="Consolas"/>
+          <w:b/>
           <w:b/>
           <w:bCs/>
           <w:color w:val="00B0F0"/>
@@ -1208,11 +1676,10 @@
           <w:szCs w:val="13"/>
           <w:lang w:val="es-ES"/>
         </w:rPr>
-        <w:t>P</w:t>
-      </w:r>
-      <w:r>
-        <w:rPr>
-          <w:rFonts w:eastAsia="Courier 10 Pitch" w:cs="Consolas" w:ascii="Consolas" w:hAnsi="Consolas"/>
+      </w:pPr>
+      <w:r>
+        <w:rPr>
+          <w:rFonts w:eastAsia="Courier 10 Pitch" w:cs="Consolas"/>
           <w:b/>
           <w:bCs/>
           <w:color w:val="00B0F0"/>
@@ -1220,7 +1687,6 @@
           <w:szCs w:val="13"/>
           <w:lang w:val="es-ES"/>
         </w:rPr>
-        <w:t>uente]</w:t>
       </w:r>
     </w:p>
     <w:p>
@@ -1233,333 +1699,7 @@
         <w:bidi w:val="0"/>
         <w:rPr>
           <w:rFonts w:ascii="Consolas" w:hAnsi="Consolas" w:eastAsia="Courier 10 Pitch" w:cs="Consolas"/>
-          <w:b w:val="false"/>
-          <w:bCs w:val="false"/>
-          <w:color w:val="auto"/>
-          <w:sz w:val="13"/>
-          <w:szCs w:val="13"/>
-          <w:lang w:val="es-ES"/>
-        </w:rPr>
-      </w:pPr>
-      <w:r>
-        <w:rPr>
-          <w:rFonts w:eastAsia="Courier 10 Pitch" w:cs="Consolas" w:ascii="Consolas" w:hAnsi="Consolas"/>
-          <w:b w:val="false"/>
-          <w:bCs w:val="false"/>
-          <w:color w:val="auto"/>
-          <w:sz w:val="13"/>
-          <w:szCs w:val="13"/>
-          <w:lang w:val="es-ES"/>
-        </w:rPr>
-        <w:t>D            A            E       F#m</w:t>
-      </w:r>
-    </w:p>
-    <w:p>
-      <w:pPr>
-        <w:pStyle w:val="Normal"/>
-        <w:numPr>
-          <w:ilvl w:val="0"/>
-          <w:numId w:val="1"/>
-        </w:numPr>
-        <w:bidi w:val="0"/>
-        <w:rPr>
-          <w:rFonts w:ascii="Consolas" w:hAnsi="Consolas" w:eastAsia="Courier 10 Pitch" w:cs="Consolas"/>
-          <w:b w:val="false"/>
-          <w:bCs w:val="false"/>
-          <w:color w:val="auto"/>
-          <w:sz w:val="13"/>
-          <w:szCs w:val="13"/>
-          <w:lang w:val="es-ES"/>
-        </w:rPr>
-      </w:pPr>
-      <w:r>
-        <w:rPr>
-          <w:rFonts w:eastAsia="Courier 10 Pitch" w:cs="Consolas" w:ascii="Consolas" w:hAnsi="Consolas"/>
-          <w:b w:val="false"/>
-          <w:bCs w:val="false"/>
-          <w:color w:val="auto"/>
-          <w:sz w:val="13"/>
-          <w:szCs w:val="13"/>
-          <w:lang w:val="es-ES"/>
-        </w:rPr>
-        <w:t xml:space="preserve"> </w:t>
-      </w:r>
-      <w:r>
-        <w:rPr>
-          <w:rFonts w:eastAsia="Courier 10 Pitch" w:cs="Consolas" w:ascii="Consolas" w:hAnsi="Consolas"/>
-          <w:b w:val="false"/>
-          <w:bCs w:val="false"/>
-          <w:color w:val="auto"/>
-          <w:sz w:val="13"/>
-          <w:szCs w:val="13"/>
-          <w:lang w:val="es-ES"/>
-        </w:rPr>
-        <w:t>En la tierra tu luz brillará Cantamos</w:t>
-      </w:r>
-    </w:p>
-    <w:p>
-      <w:pPr>
-        <w:pStyle w:val="Normal"/>
-        <w:numPr>
-          <w:ilvl w:val="0"/>
-          <w:numId w:val="1"/>
-        </w:numPr>
-        <w:bidi w:val="0"/>
-        <w:rPr>
-          <w:rFonts w:ascii="Consolas" w:hAnsi="Consolas" w:eastAsia="Courier 10 Pitch" w:cs="Consolas"/>
-          <w:b w:val="false"/>
-          <w:bCs w:val="false"/>
-          <w:color w:val="auto"/>
-          <w:sz w:val="13"/>
-          <w:szCs w:val="13"/>
-          <w:lang w:val="es-ES"/>
-        </w:rPr>
-      </w:pPr>
-      <w:r>
-        <w:rPr>
-          <w:rFonts w:eastAsia="Courier 10 Pitch" w:cs="Consolas" w:ascii="Consolas" w:hAnsi="Consolas"/>
-          <w:b w:val="false"/>
-          <w:bCs w:val="false"/>
-          <w:color w:val="auto"/>
-          <w:sz w:val="13"/>
-          <w:szCs w:val="13"/>
-          <w:lang w:val="es-ES"/>
-        </w:rPr>
-        <w:t>D            A          E      F#m</w:t>
-      </w:r>
-    </w:p>
-    <w:p>
-      <w:pPr>
-        <w:pStyle w:val="Normal"/>
-        <w:numPr>
-          <w:ilvl w:val="0"/>
-          <w:numId w:val="1"/>
-        </w:numPr>
-        <w:bidi w:val="0"/>
-        <w:rPr>
-          <w:rFonts w:ascii="Consolas" w:hAnsi="Consolas" w:eastAsia="Courier 10 Pitch" w:cs="Consolas"/>
-          <w:b w:val="false"/>
-          <w:bCs w:val="false"/>
-          <w:color w:val="auto"/>
-          <w:sz w:val="13"/>
-          <w:szCs w:val="13"/>
-          <w:lang w:val="es-ES"/>
-        </w:rPr>
-      </w:pPr>
-      <w:r>
-        <w:rPr>
-          <w:rFonts w:eastAsia="Courier 10 Pitch" w:cs="Consolas" w:ascii="Consolas" w:hAnsi="Consolas"/>
-          <w:b w:val="false"/>
-          <w:bCs w:val="false"/>
-          <w:color w:val="auto"/>
-          <w:sz w:val="13"/>
-          <w:szCs w:val="13"/>
-          <w:lang w:val="es-ES"/>
-        </w:rPr>
-        <w:t xml:space="preserve"> </w:t>
-      </w:r>
-      <w:r>
-        <w:rPr>
-          <w:rFonts w:eastAsia="Courier 10 Pitch" w:cs="Consolas" w:ascii="Consolas" w:hAnsi="Consolas"/>
-          <w:b w:val="false"/>
-          <w:bCs w:val="false"/>
-          <w:color w:val="auto"/>
-          <w:sz w:val="13"/>
-          <w:szCs w:val="13"/>
-          <w:lang w:val="es-ES"/>
-        </w:rPr>
-        <w:t>por la gloria de tu majestad Jesús</w:t>
-      </w:r>
-    </w:p>
-    <w:p>
-      <w:pPr>
-        <w:pStyle w:val="Normal"/>
-        <w:numPr>
-          <w:ilvl w:val="0"/>
-          <w:numId w:val="1"/>
-        </w:numPr>
-        <w:bidi w:val="0"/>
-        <w:rPr>
-          <w:rFonts w:ascii="Consolas" w:hAnsi="Consolas" w:eastAsia="Courier 10 Pitch" w:cs="Consolas"/>
-          <w:b w:val="false"/>
-          <w:bCs w:val="false"/>
-          <w:color w:val="auto"/>
-          <w:sz w:val="13"/>
-          <w:szCs w:val="13"/>
-          <w:lang w:val="es-ES"/>
-        </w:rPr>
-      </w:pPr>
-      <w:r>
-        <w:rPr>
-          <w:rFonts w:eastAsia="Courier 10 Pitch" w:cs="Consolas" w:ascii="Consolas" w:hAnsi="Consolas"/>
-          <w:b w:val="false"/>
-          <w:bCs w:val="false"/>
-          <w:color w:val="auto"/>
-          <w:sz w:val="13"/>
-          <w:szCs w:val="13"/>
-          <w:lang w:val="es-ES"/>
-        </w:rPr>
-        <w:t>D            A            E       F#m</w:t>
-      </w:r>
-    </w:p>
-    <w:p>
-      <w:pPr>
-        <w:pStyle w:val="Normal"/>
-        <w:numPr>
-          <w:ilvl w:val="0"/>
-          <w:numId w:val="1"/>
-        </w:numPr>
-        <w:bidi w:val="0"/>
-        <w:rPr>
-          <w:rFonts w:ascii="Consolas" w:hAnsi="Consolas" w:eastAsia="Courier 10 Pitch" w:cs="Consolas"/>
-          <w:b w:val="false"/>
-          <w:bCs w:val="false"/>
-          <w:color w:val="auto"/>
-          <w:sz w:val="13"/>
-          <w:szCs w:val="13"/>
-          <w:lang w:val="es-ES"/>
-        </w:rPr>
-      </w:pPr>
-      <w:r>
-        <w:rPr>
-          <w:rFonts w:eastAsia="Courier 10 Pitch" w:cs="Consolas" w:ascii="Consolas" w:hAnsi="Consolas"/>
-          <w:b w:val="false"/>
-          <w:bCs w:val="false"/>
-          <w:color w:val="auto"/>
-          <w:sz w:val="13"/>
-          <w:szCs w:val="13"/>
-          <w:lang w:val="es-ES"/>
-        </w:rPr>
-        <w:t xml:space="preserve"> </w:t>
-      </w:r>
-      <w:r>
-        <w:rPr>
-          <w:rFonts w:eastAsia="Courier 10 Pitch" w:cs="Consolas" w:ascii="Consolas" w:hAnsi="Consolas"/>
-          <w:b w:val="false"/>
-          <w:bCs w:val="false"/>
-          <w:color w:val="auto"/>
-          <w:sz w:val="13"/>
-          <w:szCs w:val="13"/>
-          <w:lang w:val="es-ES"/>
-        </w:rPr>
-        <w:t>En la tierra tu luz brillará Cantamos</w:t>
-      </w:r>
-    </w:p>
-    <w:p>
-      <w:pPr>
-        <w:pStyle w:val="Normal"/>
-        <w:numPr>
-          <w:ilvl w:val="0"/>
-          <w:numId w:val="1"/>
-        </w:numPr>
-        <w:bidi w:val="0"/>
-        <w:rPr>
-          <w:rFonts w:ascii="Consolas" w:hAnsi="Consolas" w:eastAsia="Courier 10 Pitch" w:cs="Consolas"/>
-          <w:b w:val="false"/>
-          <w:bCs w:val="false"/>
-          <w:color w:val="auto"/>
-          <w:sz w:val="13"/>
-          <w:szCs w:val="13"/>
-          <w:lang w:val="es-ES"/>
-        </w:rPr>
-      </w:pPr>
-      <w:r>
-        <w:rPr>
-          <w:rFonts w:eastAsia="Courier 10 Pitch" w:cs="Consolas" w:ascii="Consolas" w:hAnsi="Consolas"/>
-          <w:b w:val="false"/>
-          <w:bCs w:val="false"/>
-          <w:color w:val="auto"/>
-          <w:sz w:val="13"/>
-          <w:szCs w:val="13"/>
-          <w:lang w:val="es-ES"/>
-        </w:rPr>
-        <w:t xml:space="preserve">D            A          E     </w:t>
-      </w:r>
-    </w:p>
-    <w:p>
-      <w:pPr>
-        <w:pStyle w:val="Normal"/>
-        <w:numPr>
-          <w:ilvl w:val="0"/>
-          <w:numId w:val="1"/>
-        </w:numPr>
-        <w:bidi w:val="0"/>
-        <w:rPr>
-          <w:rFonts w:ascii="Consolas" w:hAnsi="Consolas" w:eastAsia="Courier 10 Pitch" w:cs="Consolas"/>
-          <w:b w:val="false"/>
-          <w:bCs w:val="false"/>
-          <w:color w:val="auto"/>
-          <w:sz w:val="13"/>
-          <w:szCs w:val="13"/>
-          <w:lang w:val="es-ES"/>
-        </w:rPr>
-      </w:pPr>
-      <w:r>
-        <w:rPr>
-          <w:rFonts w:eastAsia="Courier 10 Pitch" w:cs="Consolas" w:ascii="Consolas" w:hAnsi="Consolas"/>
-          <w:b w:val="false"/>
-          <w:bCs w:val="false"/>
-          <w:color w:val="auto"/>
-          <w:sz w:val="13"/>
-          <w:szCs w:val="13"/>
-          <w:lang w:val="es-ES"/>
-        </w:rPr>
-        <w:t xml:space="preserve"> </w:t>
-      </w:r>
-      <w:r>
-        <w:rPr>
-          <w:rFonts w:eastAsia="Courier 10 Pitch" w:cs="Consolas" w:ascii="Consolas" w:hAnsi="Consolas"/>
-          <w:b w:val="false"/>
-          <w:bCs w:val="false"/>
-          <w:color w:val="auto"/>
-          <w:sz w:val="13"/>
-          <w:szCs w:val="13"/>
-          <w:lang w:val="es-ES"/>
-        </w:rPr>
-        <w:t xml:space="preserve">por la gloria de tu majestad </w:t>
-      </w:r>
-    </w:p>
-    <w:p>
-      <w:pPr>
-        <w:pStyle w:val="Normal"/>
-        <w:numPr>
-          <w:ilvl w:val="0"/>
-          <w:numId w:val="1"/>
-        </w:numPr>
-        <w:bidi w:val="0"/>
-        <w:rPr>
-          <w:rFonts w:ascii="Consolas" w:hAnsi="Consolas" w:eastAsia="Courier 10 Pitch" w:cs="Consolas"/>
-          <w:b w:val="false"/>
-          <w:bCs w:val="false"/>
-          <w:color w:val="auto"/>
-          <w:sz w:val="13"/>
-          <w:szCs w:val="13"/>
-          <w:lang w:val="es-ES"/>
-        </w:rPr>
-      </w:pPr>
-      <w:r>
-        <w:rPr>
-          <w:rFonts w:eastAsia="Courier 10 Pitch" w:cs="Consolas" w:ascii="Consolas" w:hAnsi="Consolas"/>
-          <w:b w:val="false"/>
-          <w:bCs w:val="false"/>
-          <w:color w:val="auto"/>
-          <w:sz w:val="13"/>
-          <w:szCs w:val="13"/>
-          <w:lang w:val="es-ES"/>
-        </w:rPr>
-        <w:t xml:space="preserve"> </w:t>
-      </w:r>
-    </w:p>
-    <w:p>
-      <w:pPr>
-        <w:pStyle w:val="Normal"/>
-        <w:numPr>
-          <w:ilvl w:val="0"/>
-          <w:numId w:val="1"/>
-        </w:numPr>
-        <w:bidi w:val="0"/>
-        <w:rPr>
-          <w:rFonts w:ascii="Consolas" w:hAnsi="Consolas" w:eastAsia="Courier 10 Pitch" w:cs="Consolas"/>
+          <w:b/>
           <w:b/>
           <w:bCs/>
           <w:color w:val="00B0F0"/>
@@ -1570,167 +1710,122 @@
       </w:pPr>
       <w:r>
         <w:rPr>
-          <w:rFonts w:eastAsia="Courier 10 Pitch" w:cs="Consolas" w:ascii="Consolas" w:hAnsi="Consolas"/>
+          <w:rFonts w:eastAsia="Courier 10 Pitch" w:cs="Consolas"/>
           <w:b/>
           <w:bCs/>
           <w:color w:val="00B0F0"/>
           <w:sz w:val="13"/>
           <w:szCs w:val="13"/>
-          <w:lang w:val="es-ES"/>
-        </w:rPr>
-        <w:t>[</w:t>
-      </w:r>
-      <w:r>
-        <w:rPr>
-          <w:rFonts w:eastAsia="Courier 10 Pitch" w:cs="Consolas" w:ascii="Consolas" w:hAnsi="Consolas"/>
-          <w:b/>
-          <w:bCs/>
-          <w:color w:val="00B0F0"/>
-          <w:sz w:val="13"/>
-          <w:szCs w:val="13"/>
-          <w:lang w:val="es-ES"/>
-        </w:rPr>
-        <w:t>C</w:t>
-      </w:r>
-      <w:r>
-        <w:rPr>
-          <w:rFonts w:eastAsia="Courier 10 Pitch" w:cs="Consolas" w:ascii="Consolas" w:hAnsi="Consolas"/>
-          <w:b/>
-          <w:bCs/>
-          <w:color w:val="00B0F0"/>
-          <w:sz w:val="13"/>
-          <w:szCs w:val="13"/>
-          <w:lang w:val="es-ES"/>
-        </w:rPr>
-        <w:t>oro x</w:t>
-      </w:r>
-      <w:r>
-        <w:rPr>
-          <w:rFonts w:eastAsia="Courier 10 Pitch" w:cs="Consolas" w:ascii="Consolas" w:hAnsi="Consolas"/>
-          <w:b/>
-          <w:bCs/>
-          <w:color w:val="00B0F0"/>
-          <w:sz w:val="13"/>
-          <w:szCs w:val="13"/>
-          <w:lang w:val="es-ES"/>
-        </w:rPr>
-        <w:t>2</w:t>
-      </w:r>
-      <w:r>
-        <w:rPr>
-          <w:rFonts w:eastAsia="Courier 10 Pitch" w:cs="Consolas" w:ascii="Consolas" w:hAnsi="Consolas"/>
-          <w:b/>
-          <w:bCs/>
-          <w:color w:val="00B0F0"/>
-          <w:sz w:val="13"/>
-          <w:szCs w:val="13"/>
-          <w:lang w:val="es-ES"/>
-        </w:rPr>
-        <w:t>]</w:t>
-      </w:r>
-    </w:p>
-    <w:p>
-      <w:pPr>
-        <w:pStyle w:val="Normal"/>
-        <w:numPr>
-          <w:ilvl w:val="0"/>
-          <w:numId w:val="1"/>
-        </w:numPr>
-        <w:bidi w:val="0"/>
-        <w:rPr>
-          <w:rFonts w:ascii="Consolas" w:hAnsi="Consolas" w:eastAsia="Courier 10 Pitch" w:cs="Consolas"/>
-          <w:b/>
-          <w:bCs/>
-          <w:color w:val="00B0F0"/>
-          <w:sz w:val="13"/>
-          <w:szCs w:val="13"/>
-          <w:lang w:val="es-ES"/>
-        </w:rPr>
-      </w:pPr>
-      <w:r>
-        <w:rPr>
-          <w:rFonts w:eastAsia="Courier 10 Pitch" w:cs="Consolas" w:ascii="Consolas" w:hAnsi="Consolas"/>
-          <w:b/>
-          <w:bCs/>
-          <w:color w:val="00B0F0"/>
-          <w:sz w:val="13"/>
-          <w:szCs w:val="13"/>
-          <w:lang w:val="es-ES"/>
-        </w:rPr>
-      </w:r>
-    </w:p>
-    <w:p>
-      <w:pPr>
-        <w:pStyle w:val="Normal"/>
-        <w:numPr>
-          <w:ilvl w:val="0"/>
-          <w:numId w:val="1"/>
-        </w:numPr>
-        <w:bidi w:val="0"/>
-        <w:rPr>
-          <w:rFonts w:ascii="Consolas" w:hAnsi="Consolas" w:eastAsia="Courier 10 Pitch" w:cs="Consolas"/>
-          <w:b/>
-          <w:bCs/>
-          <w:color w:val="00B0F0"/>
-          <w:sz w:val="13"/>
-          <w:szCs w:val="13"/>
-          <w:lang w:val="es-ES"/>
-        </w:rPr>
-      </w:pPr>
-      <w:r>
-        <w:rPr>
-          <w:rFonts w:eastAsia="Courier 10 Pitch" w:cs="Consolas" w:ascii="Consolas" w:hAnsi="Consolas"/>
-          <w:b/>
-          <w:bCs/>
-          <w:color w:val="00B0F0"/>
-          <w:sz w:val="13"/>
-          <w:szCs w:val="13"/>
-        </w:rPr>
-        <w:t>[</w:t>
-      </w:r>
-      <w:r>
-        <w:rPr>
-          <w:rFonts w:eastAsia="Courier 10 Pitch" w:cs="Consolas" w:ascii="Consolas" w:hAnsi="Consolas"/>
-          <w:b/>
-          <w:bCs/>
-          <w:color w:val="00B0F0"/>
-          <w:sz w:val="13"/>
-          <w:szCs w:val="13"/>
-        </w:rPr>
-        <w:t>P</w:t>
-      </w:r>
-      <w:r>
-        <w:rPr>
-          <w:rFonts w:eastAsia="Courier 10 Pitch" w:cs="Consolas" w:ascii="Consolas" w:hAnsi="Consolas"/>
-          <w:b/>
-          <w:bCs/>
-          <w:color w:val="00B0F0"/>
-          <w:sz w:val="13"/>
-          <w:szCs w:val="13"/>
-        </w:rPr>
-        <w:t xml:space="preserve">uente </w:t>
-      </w:r>
-      <w:r>
-        <w:rPr>
-          <w:rFonts w:eastAsia="Courier 10 Pitch" w:cs="Consolas" w:ascii="Consolas" w:hAnsi="Consolas"/>
-          <w:b/>
-          <w:bCs/>
-          <w:color w:val="00B0F0"/>
-          <w:sz w:val="13"/>
-          <w:szCs w:val="13"/>
-        </w:rPr>
-        <w:t>3</w:t>
-      </w:r>
-      <w:r>
-        <w:rPr>
-          <w:rFonts w:eastAsia="Courier 10 Pitch" w:cs="Consolas" w:ascii="Consolas" w:hAnsi="Consolas"/>
-          <w:b/>
-          <w:bCs/>
-          <w:color w:val="00B0F0"/>
-          <w:sz w:val="13"/>
-          <w:szCs w:val="13"/>
-        </w:rPr>
-        <w:t>]</w:t>
+        </w:rPr>
+        <w:t>[Puente 3]</w:t>
+      </w:r>
+    </w:p>
+    <w:p>
+      <w:pPr>
+        <w:pStyle w:val="Normal"/>
+        <w:numPr>
+          <w:ilvl w:val="0"/>
+          <w:numId w:val="1"/>
+        </w:numPr>
+        <w:bidi w:val="0"/>
+        <w:rPr>
+          <w:b w:val="false"/>
+          <w:b w:val="false"/>
+          <w:bCs w:val="false"/>
+          <w:color w:val="auto"/>
+        </w:rPr>
+      </w:pPr>
+      <w:r>
+        <w:rPr>
+          <w:rFonts w:eastAsia="Courier 10 Pitch" w:cs="Consolas"/>
+          <w:b w:val="false"/>
+          <w:bCs w:val="false"/>
+          <w:color w:val="auto"/>
+          <w:sz w:val="13"/>
+          <w:szCs w:val="13"/>
+        </w:rPr>
+        <w:t>D   A   E F#m</w:t>
+      </w:r>
+    </w:p>
+    <w:p>
+      <w:pPr>
+        <w:pStyle w:val="Normal"/>
+        <w:numPr>
+          <w:ilvl w:val="0"/>
+          <w:numId w:val="1"/>
+        </w:numPr>
+        <w:bidi w:val="0"/>
+        <w:rPr>
+          <w:b w:val="false"/>
+          <w:b w:val="false"/>
+          <w:bCs w:val="false"/>
+          <w:color w:val="auto"/>
+        </w:rPr>
+      </w:pPr>
+      <w:r>
+        <w:rPr>
+          <w:rFonts w:eastAsia="Courier 10 Pitch" w:cs="Consolas"/>
+          <w:b w:val="false"/>
+          <w:bCs w:val="false"/>
+          <w:color w:val="auto"/>
+          <w:sz w:val="13"/>
+          <w:szCs w:val="13"/>
+        </w:rPr>
+        <w:t>D   A   E F#m</w:t>
+      </w:r>
+    </w:p>
+    <w:p>
+      <w:pPr>
+        <w:pStyle w:val="Normal"/>
+        <w:numPr>
+          <w:ilvl w:val="0"/>
+          <w:numId w:val="1"/>
+        </w:numPr>
+        <w:bidi w:val="0"/>
+        <w:rPr>
+          <w:b w:val="false"/>
+          <w:b w:val="false"/>
+          <w:bCs w:val="false"/>
+          <w:color w:val="auto"/>
+        </w:rPr>
+      </w:pPr>
+      <w:r>
+        <w:rPr>
+          <w:rFonts w:eastAsia="Courier 10 Pitch" w:cs="Consolas"/>
+          <w:b w:val="false"/>
+          <w:bCs w:val="false"/>
+          <w:color w:val="auto"/>
+          <w:sz w:val="13"/>
+          <w:szCs w:val="13"/>
+        </w:rPr>
+        <w:t>D   A   E F#m</w:t>
+      </w:r>
+    </w:p>
+    <w:p>
+      <w:pPr>
+        <w:pStyle w:val="Normal"/>
+        <w:numPr>
+          <w:ilvl w:val="0"/>
+          <w:numId w:val="1"/>
+        </w:numPr>
+        <w:bidi w:val="0"/>
+        <w:rPr>
+          <w:b w:val="false"/>
+          <w:b w:val="false"/>
+          <w:bCs w:val="false"/>
+          <w:color w:val="auto"/>
+        </w:rPr>
+      </w:pPr>
+      <w:r>
+        <w:rPr>
+          <w:rFonts w:eastAsia="Courier 10 Pitch" w:cs="Consolas"/>
+          <w:b w:val="false"/>
+          <w:bCs w:val="false"/>
+          <w:color w:val="auto"/>
+          <w:sz w:val="13"/>
+          <w:szCs w:val="13"/>
+        </w:rPr>
+        <w:t>D   A   E</w:t>
       </w:r>
     </w:p>
     <w:sectPr>
@@ -1754,12 +1849,12 @@
       <w:numFmt w:val="none"/>
       <w:suff w:val="nothing"/>
       <w:lvlText w:val=""/>
-      <w:lvlJc w:val="start"/>
+      <w:lvlJc w:val="left"/>
       <w:pPr>
         <w:tabs>
           <w:tab w:val="num" w:pos="0"/>
         </w:tabs>
-        <w:ind w:start="432" w:hanging="432"/>
+        <w:ind w:left="432" w:hanging="432"/>
       </w:pPr>
       <w:rPr/>
     </w:lvl>
@@ -1768,12 +1863,12 @@
       <w:numFmt w:val="none"/>
       <w:suff w:val="nothing"/>
       <w:lvlText w:val=""/>
-      <w:lvlJc w:val="start"/>
+      <w:lvlJc w:val="left"/>
       <w:pPr>
         <w:tabs>
           <w:tab w:val="num" w:pos="0"/>
         </w:tabs>
-        <w:ind w:start="576" w:hanging="576"/>
+        <w:ind w:left="576" w:hanging="576"/>
       </w:pPr>
       <w:rPr/>
     </w:lvl>
@@ -1782,12 +1877,12 @@
       <w:numFmt w:val="none"/>
       <w:suff w:val="nothing"/>
       <w:lvlText w:val=""/>
-      <w:lvlJc w:val="start"/>
+      <w:lvlJc w:val="left"/>
       <w:pPr>
         <w:tabs>
           <w:tab w:val="num" w:pos="0"/>
         </w:tabs>
-        <w:ind w:start="720" w:hanging="720"/>
+        <w:ind w:left="720" w:hanging="720"/>
       </w:pPr>
       <w:rPr/>
     </w:lvl>
@@ -1796,12 +1891,12 @@
       <w:numFmt w:val="none"/>
       <w:suff w:val="nothing"/>
       <w:lvlText w:val=""/>
-      <w:lvlJc w:val="start"/>
+      <w:lvlJc w:val="left"/>
       <w:pPr>
         <w:tabs>
           <w:tab w:val="num" w:pos="0"/>
         </w:tabs>
-        <w:ind w:start="864" w:hanging="864"/>
+        <w:ind w:left="864" w:hanging="864"/>
       </w:pPr>
       <w:rPr/>
     </w:lvl>
@@ -1810,12 +1905,12 @@
       <w:numFmt w:val="none"/>
       <w:suff w:val="nothing"/>
       <w:lvlText w:val=""/>
-      <w:lvlJc w:val="start"/>
+      <w:lvlJc w:val="left"/>
       <w:pPr>
         <w:tabs>
           <w:tab w:val="num" w:pos="0"/>
         </w:tabs>
-        <w:ind w:start="1008" w:hanging="1008"/>
+        <w:ind w:left="1008" w:hanging="1008"/>
       </w:pPr>
       <w:rPr/>
     </w:lvl>
@@ -1824,12 +1919,12 @@
       <w:numFmt w:val="none"/>
       <w:suff w:val="nothing"/>
       <w:lvlText w:val=""/>
-      <w:lvlJc w:val="start"/>
+      <w:lvlJc w:val="left"/>
       <w:pPr>
         <w:tabs>
           <w:tab w:val="num" w:pos="0"/>
         </w:tabs>
-        <w:ind w:start="1152" w:hanging="1152"/>
+        <w:ind w:left="1152" w:hanging="1152"/>
       </w:pPr>
       <w:rPr/>
     </w:lvl>
@@ -1838,12 +1933,12 @@
       <w:numFmt w:val="none"/>
       <w:suff w:val="nothing"/>
       <w:lvlText w:val=""/>
-      <w:lvlJc w:val="start"/>
+      <w:lvlJc w:val="left"/>
       <w:pPr>
         <w:tabs>
           <w:tab w:val="num" w:pos="0"/>
         </w:tabs>
-        <w:ind w:start="1296" w:hanging="1296"/>
+        <w:ind w:left="1296" w:hanging="1296"/>
       </w:pPr>
       <w:rPr/>
     </w:lvl>
@@ -1852,12 +1947,12 @@
       <w:numFmt w:val="none"/>
       <w:suff w:val="nothing"/>
       <w:lvlText w:val=""/>
-      <w:lvlJc w:val="start"/>
+      <w:lvlJc w:val="left"/>
       <w:pPr>
         <w:tabs>
           <w:tab w:val="num" w:pos="0"/>
         </w:tabs>
-        <w:ind w:start="1440" w:hanging="1440"/>
+        <w:ind w:left="1440" w:hanging="1440"/>
       </w:pPr>
       <w:rPr/>
     </w:lvl>
@@ -1866,12 +1961,12 @@
       <w:numFmt w:val="none"/>
       <w:suff w:val="nothing"/>
       <w:lvlText w:val=""/>
-      <w:lvlJc w:val="start"/>
+      <w:lvlJc w:val="left"/>
       <w:pPr>
         <w:tabs>
           <w:tab w:val="num" w:pos="0"/>
         </w:tabs>
-        <w:ind w:start="1584" w:hanging="1584"/>
+        <w:ind w:left="1584" w:hanging="1584"/>
       </w:pPr>
       <w:rPr/>
     </w:lvl>
@@ -1882,12 +1977,12 @@
       <w:numFmt w:val="none"/>
       <w:suff w:val="nothing"/>
       <w:lvlText w:val=""/>
-      <w:lvlJc w:val="start"/>
+      <w:lvlJc w:val="left"/>
       <w:pPr>
         <w:tabs>
           <w:tab w:val="num" w:pos="0"/>
         </w:tabs>
-        <w:ind w:start="0" w:hanging="0"/>
+        <w:ind w:left="0" w:hanging="0"/>
       </w:pPr>
     </w:lvl>
     <w:lvl w:ilvl="1">
@@ -1895,12 +1990,12 @@
       <w:numFmt w:val="none"/>
       <w:suff w:val="nothing"/>
       <w:lvlText w:val=""/>
-      <w:lvlJc w:val="start"/>
+      <w:lvlJc w:val="left"/>
       <w:pPr>
         <w:tabs>
           <w:tab w:val="num" w:pos="0"/>
         </w:tabs>
-        <w:ind w:start="0" w:hanging="0"/>
+        <w:ind w:left="0" w:hanging="0"/>
       </w:pPr>
     </w:lvl>
     <w:lvl w:ilvl="2">
@@ -1908,12 +2003,12 @@
       <w:numFmt w:val="none"/>
       <w:suff w:val="nothing"/>
       <w:lvlText w:val=""/>
-      <w:lvlJc w:val="start"/>
+      <w:lvlJc w:val="left"/>
       <w:pPr>
         <w:tabs>
           <w:tab w:val="num" w:pos="0"/>
         </w:tabs>
-        <w:ind w:start="0" w:hanging="0"/>
+        <w:ind w:left="0" w:hanging="0"/>
       </w:pPr>
     </w:lvl>
     <w:lvl w:ilvl="3">
@@ -1921,12 +2016,12 @@
       <w:numFmt w:val="none"/>
       <w:suff w:val="nothing"/>
       <w:lvlText w:val=""/>
-      <w:lvlJc w:val="start"/>
+      <w:lvlJc w:val="left"/>
       <w:pPr>
         <w:tabs>
           <w:tab w:val="num" w:pos="0"/>
         </w:tabs>
-        <w:ind w:start="0" w:hanging="0"/>
+        <w:ind w:left="0" w:hanging="0"/>
       </w:pPr>
     </w:lvl>
     <w:lvl w:ilvl="4">
@@ -1934,12 +2029,12 @@
       <w:numFmt w:val="none"/>
       <w:suff w:val="nothing"/>
       <w:lvlText w:val=""/>
-      <w:lvlJc w:val="start"/>
+      <w:lvlJc w:val="left"/>
       <w:pPr>
         <w:tabs>
           <w:tab w:val="num" w:pos="0"/>
         </w:tabs>
-        <w:ind w:start="0" w:hanging="0"/>
+        <w:ind w:left="0" w:hanging="0"/>
       </w:pPr>
     </w:lvl>
     <w:lvl w:ilvl="5">
@@ -1947,12 +2042,12 @@
       <w:numFmt w:val="none"/>
       <w:suff w:val="nothing"/>
       <w:lvlText w:val=""/>
-      <w:lvlJc w:val="start"/>
+      <w:lvlJc w:val="left"/>
       <w:pPr>
         <w:tabs>
           <w:tab w:val="num" w:pos="0"/>
         </w:tabs>
-        <w:ind w:start="0" w:hanging="0"/>
+        <w:ind w:left="0" w:hanging="0"/>
       </w:pPr>
     </w:lvl>
     <w:lvl w:ilvl="6">
@@ -1960,12 +2055,12 @@
       <w:numFmt w:val="none"/>
       <w:suff w:val="nothing"/>
       <w:lvlText w:val=""/>
-      <w:lvlJc w:val="start"/>
+      <w:lvlJc w:val="left"/>
       <w:pPr>
         <w:tabs>
           <w:tab w:val="num" w:pos="0"/>
         </w:tabs>
-        <w:ind w:start="0" w:hanging="0"/>
+        <w:ind w:left="0" w:hanging="0"/>
       </w:pPr>
     </w:lvl>
     <w:lvl w:ilvl="7">
@@ -1973,12 +2068,12 @@
       <w:numFmt w:val="none"/>
       <w:suff w:val="nothing"/>
       <w:lvlText w:val=""/>
-      <w:lvlJc w:val="start"/>
+      <w:lvlJc w:val="left"/>
       <w:pPr>
         <w:tabs>
           <w:tab w:val="num" w:pos="0"/>
         </w:tabs>
-        <w:ind w:start="0" w:hanging="0"/>
+        <w:ind w:left="0" w:hanging="0"/>
       </w:pPr>
     </w:lvl>
     <w:lvl w:ilvl="8">
@@ -1986,12 +2081,12 @@
       <w:numFmt w:val="none"/>
       <w:suff w:val="nothing"/>
       <w:lvlText w:val=""/>
-      <w:lvlJc w:val="start"/>
+      <w:lvlJc w:val="left"/>
       <w:pPr>
         <w:tabs>
           <w:tab w:val="num" w:pos="0"/>
         </w:tabs>
-        <w:ind w:start="0" w:hanging="0"/>
+        <w:ind w:left="0" w:hanging="0"/>
       </w:pPr>
     </w:lvl>
   </w:abstractNum>
@@ -2009,7 +2104,7 @@
   <w:docDefaults>
     <w:rPrDefault>
       <w:rPr>
-        <w:rFonts w:ascii="Calibri" w:hAnsi="Calibri" w:eastAsia="宋体" w:cs="" w:asciiTheme="minorHAnsi" w:cstheme="minorBidi" w:eastAsiaTheme="minorEastAsia" w:hAnsiTheme="minorHAnsi"/>
+        <w:rFonts w:ascii="Calibri" w:hAnsi="Calibri" w:eastAsia="" w:cs="" w:asciiTheme="minorHAnsi" w:cstheme="minorBidi" w:eastAsiaTheme="minorEastAsia" w:hAnsiTheme="minorHAnsi"/>
         <w:lang w:val="en-US" w:eastAsia="zh-CN" w:bidi="hi-IN"/>
       </w:rPr>
     </w:rPrDefault>
@@ -2177,11 +2272,13 @@
     <w:qFormat/>
     <w:pPr>
       <w:widowControl w:val="false"/>
+      <w:suppressAutoHyphens w:val="true"/>
       <w:bidi w:val="0"/>
+      <w:spacing w:before="0" w:after="0"/>
       <w:jc w:val="both"/>
     </w:pPr>
     <w:rPr>
-      <w:rFonts w:ascii="Consolas" w:hAnsi="Consolas" w:eastAsia="宋体" w:cs="" w:cstheme="minorBidi" w:eastAsiaTheme="minorEastAsia"/>
+      <w:rFonts w:ascii="Consolas" w:hAnsi="Consolas" w:eastAsia="" w:cs="" w:cstheme="minorBidi" w:eastAsiaTheme="minorEastAsia"/>
       <w:color w:val="auto"/>
       <w:kern w:val="0"/>
       <w:sz w:val="13"/>
@@ -2198,7 +2295,7 @@
   <w:style w:type="paragraph" w:styleId="Ttulo">
     <w:name w:val="Título"/>
     <w:basedOn w:val="Normal"/>
-    <w:next w:val="BodyText"/>
+    <w:next w:val="Cuerpodetexto"/>
     <w:qFormat/>
     <w:pPr>
       <w:keepNext w:val="true"/>
@@ -2210,20 +2307,50 @@
       <w:szCs w:val="28"/>
     </w:rPr>
   </w:style>
-  <w:style w:type="paragraph" w:styleId="BodyText">
+  <w:style w:type="paragraph" w:styleId="Cuerpodetexto" w:customStyle="1">
     <w:name w:val="Body Text"/>
-    <w:basedOn w:val="Normal"/>
+    <w:basedOn w:val="Predeterminado"/>
+    <w:uiPriority w:val="0"/>
+    <w:qFormat/>
     <w:pPr>
-      <w:spacing w:lineRule="auto" w:line="276" w:before="0" w:after="140"/>
+      <w:spacing w:lineRule="atLeast" w:line="276" w:before="0" w:after="140"/>
     </w:pPr>
     <w:rPr/>
   </w:style>
-  <w:style w:type="paragraph" w:styleId="List">
+  <w:style w:type="paragraph" w:styleId="Lista">
     <w:name w:val="List"/>
-    <w:basedOn w:val="BodyText"/>
+    <w:basedOn w:val="Cuerpodetexto"/>
     <w:pPr/>
     <w:rPr>
       <w:rFonts w:cs="Arial"/>
+    </w:rPr>
+  </w:style>
+  <w:style w:type="paragraph" w:styleId="Leyenda">
+    <w:name w:val="Caption"/>
+    <w:basedOn w:val="Normal"/>
+    <w:qFormat/>
+    <w:pPr>
+      <w:suppressLineNumbers/>
+      <w:spacing w:before="120" w:after="120"/>
+    </w:pPr>
+    <w:rPr>
+      <w:rFonts w:cs="Lucida Sans"/>
+      <w:i/>
+      <w:iCs/>
+      <w:sz w:val="24"/>
+      <w:szCs w:val="24"/>
+    </w:rPr>
+  </w:style>
+  <w:style w:type="paragraph" w:styleId="Ndice" w:customStyle="1">
+    <w:name w:val="Índice"/>
+    <w:basedOn w:val="Predeterminado"/>
+    <w:uiPriority w:val="0"/>
+    <w:qFormat/>
+    <w:pPr>
+      <w:suppressLineNumbers/>
+    </w:pPr>
+    <w:rPr>
+      <w:rFonts w:cs="Lohit Devanagari"/>
     </w:rPr>
   </w:style>
   <w:style w:type="paragraph" w:styleId="Caption">
@@ -2243,17 +2370,6 @@
       <w:szCs w:val="24"/>
     </w:rPr>
   </w:style>
-  <w:style w:type="paragraph" w:styleId="ndice">
-    <w:name w:val="Índice"/>
-    <w:basedOn w:val="Normal"/>
-    <w:qFormat/>
-    <w:pPr>
-      <w:suppressLineNumbers/>
-    </w:pPr>
-    <w:rPr>
-      <w:rFonts w:cs="Arial"/>
-    </w:rPr>
-  </w:style>
   <w:style w:type="paragraph" w:styleId="Predeterminado" w:customStyle="1">
     <w:name w:val="Predeterminado"/>
     <w:uiPriority w:val="0"/>
@@ -2265,8 +2381,10 @@
         <w:tab w:val="left" w:pos="420" w:leader="none"/>
       </w:tabs>
       <w:suppressAutoHyphens w:val="true"/>
-      <w:overflowPunct w:val="true"/>
+      <w:overflowPunct w:val="false"/>
       <w:bidi w:val="0"/>
+      <w:spacing w:before="0" w:after="0"/>
+      <w:jc w:val="left"/>
     </w:pPr>
     <w:rPr>
       <w:rFonts w:ascii="Liberation Serif" w:hAnsi="Liberation Serif" w:eastAsia="Noto Serif CJK SC" w:cs="Lohit Devanagari"/>
@@ -2280,7 +2398,7 @@
   <w:style w:type="paragraph" w:styleId="Encabezado1" w:customStyle="1">
     <w:name w:val="Encabezado 1"/>
     <w:basedOn w:val="Predeterminado"/>
-    <w:next w:val="Cuerpodetextouser"/>
+    <w:next w:val="Cuerpodetexto"/>
     <w:uiPriority w:val="0"/>
     <w:qFormat/>
     <w:pPr>
@@ -2291,7 +2409,7 @@
         <w:numId w:val="1"/>
       </w:numPr>
       <w:spacing w:before="240" w:after="60"/>
-      <w:jc w:val="start"/>
+      <w:jc w:val="left"/>
       <w:outlineLvl w:val="0"/>
     </w:pPr>
     <w:rPr>
@@ -2303,20 +2421,10 @@
       <w:lang w:val="es-ES"/>
     </w:rPr>
   </w:style>
-  <w:style w:type="paragraph" w:styleId="Cuerpodetextouser" w:customStyle="1">
-    <w:name w:val="Cuerpo de texto (user)"/>
-    <w:basedOn w:val="Predeterminado"/>
-    <w:uiPriority w:val="0"/>
-    <w:qFormat/>
-    <w:pPr>
-      <w:spacing w:lineRule="atLeast" w:line="276" w:before="0" w:after="140"/>
-    </w:pPr>
-    <w:rPr/>
-  </w:style>
   <w:style w:type="paragraph" w:styleId="Encabezado4" w:customStyle="1">
     <w:name w:val="Encabezado 4"/>
     <w:basedOn w:val="Predeterminado"/>
-    <w:next w:val="Cuerpodetextouser"/>
+    <w:next w:val="Cuerpodetexto"/>
     <w:uiPriority w:val="0"/>
     <w:qFormat/>
     <w:pPr>
@@ -2327,7 +2435,7 @@
         <w:numId w:val="1"/>
       </w:numPr>
       <w:spacing w:before="240" w:after="60"/>
-      <w:jc w:val="start"/>
+      <w:jc w:val="left"/>
       <w:outlineLvl w:val="3"/>
     </w:pPr>
     <w:rPr>
@@ -2341,7 +2449,7 @@
   <w:style w:type="paragraph" w:styleId="Encabezado11" w:customStyle="1">
     <w:name w:val="Encabezado1"/>
     <w:basedOn w:val="Predeterminado"/>
-    <w:next w:val="Cuerpodetextouser"/>
+    <w:next w:val="Cuerpodetexto"/>
     <w:uiPriority w:val="0"/>
     <w:qFormat/>
     <w:pPr>
@@ -2356,7 +2464,7 @@
   </w:style>
   <w:style w:type="paragraph" w:styleId="Lista1" w:customStyle="1">
     <w:name w:val="Lista1"/>
-    <w:basedOn w:val="Cuerpodetextouser"/>
+    <w:basedOn w:val="Cuerpodetexto"/>
     <w:uiPriority w:val="0"/>
     <w:qFormat/>
     <w:pPr/>
@@ -2379,18 +2487,6 @@
       <w:iCs/>
       <w:sz w:val="24"/>
       <w:szCs w:val="24"/>
-    </w:rPr>
-  </w:style>
-  <w:style w:type="paragraph" w:styleId="ndiceuser" w:customStyle="1">
-    <w:name w:val="Índice (user)"/>
-    <w:basedOn w:val="Predeterminado"/>
-    <w:uiPriority w:val="0"/>
-    <w:qFormat/>
-    <w:pPr>
-      <w:suppressLineNumbers/>
-    </w:pPr>
-    <w:rPr>
-      <w:rFonts w:cs="Lohit Devanagari"/>
     </w:rPr>
   </w:style>
   <w:style w:type="paragraph" w:styleId="Ttulo1" w:customStyle="1">

--- a/Acordes domingo/Jorge/Poderoso para salvar (D) - Hillsong.docx
+++ b/Acordes domingo/Jorge/Poderoso para salvar (D) - Hillsong.docx
@@ -36,7 +36,7 @@
           <w:color w:val="F44336"/>
           <w:lang w:val="es-ES"/>
         </w:rPr>
-        <w:t xml:space="preserve"> </w:t>
+        <w:t xml:space="preserve"> (</w:t>
       </w:r>
       <w:r>
         <w:rPr>
@@ -45,7 +45,16 @@
           <w:color w:val="F44336"/>
           <w:lang w:val="es-ES"/>
         </w:rPr>
-        <w:t>(E)</w:t>
+        <w:t>D</w:t>
+      </w:r>
+      <w:r>
+        <w:rPr>
+          <w:b/>
+          <w:bCs/>
+          <w:color w:val="F44336"/>
+          <w:lang w:val="es-ES"/>
+        </w:rPr>
+        <w:t>)</w:t>
       </w:r>
     </w:p>
     <w:p>
@@ -891,7 +900,7 @@
         <w:rPr>
           <w:lang w:val="es-ES"/>
         </w:rPr>
-        <w:t>E         D E D E</w:t>
+        <w:t>E          D E D E</w:t>
       </w:r>
     </w:p>
     <w:p>
@@ -2381,7 +2390,7 @@
         <w:tab w:val="left" w:pos="420" w:leader="none"/>
       </w:tabs>
       <w:suppressAutoHyphens w:val="true"/>
-      <w:overflowPunct w:val="false"/>
+      <w:overflowPunct w:val="true"/>
       <w:bidi w:val="0"/>
       <w:spacing w:before="0" w:after="0"/>
       <w:jc w:val="left"/>

--- a/Acordes domingo/Jorge/Poderoso para salvar (D) - Hillsong.docx
+++ b/Acordes domingo/Jorge/Poderoso para salvar (D) - Hillsong.docx
@@ -36,25 +36,7 @@
           <w:color w:val="F44336"/>
           <w:lang w:val="es-ES"/>
         </w:rPr>
-        <w:t xml:space="preserve"> (</w:t>
-      </w:r>
-      <w:r>
-        <w:rPr>
-          <w:b/>
-          <w:bCs/>
-          <w:color w:val="F44336"/>
-          <w:lang w:val="es-ES"/>
-        </w:rPr>
-        <w:t>D</w:t>
-      </w:r>
-      <w:r>
-        <w:rPr>
-          <w:b/>
-          <w:bCs/>
-          <w:color w:val="F44336"/>
-          <w:lang w:val="es-ES"/>
-        </w:rPr>
-        <w:t>)</w:t>
+        <w:t xml:space="preserve"> (D)</w:t>
       </w:r>
     </w:p>
     <w:p>
@@ -746,16 +728,41 @@
         </w:numPr>
         <w:bidi w:val="0"/>
         <w:rPr>
+          <w:b/>
+          <w:b/>
+          <w:bCs/>
+        </w:rPr>
+      </w:pPr>
+      <w:r>
+        <w:rPr>
+          <w:b/>
+          <w:bCs/>
           <w:color w:val="03A9F4"/>
-          <w:lang w:val="es-ES"/>
-        </w:rPr>
-      </w:pPr>
-      <w:r>
-        <w:rPr>
+          <w:sz w:val="14"/>
+          <w:szCs w:val="14"/>
+          <w:lang w:val="es-ES"/>
+        </w:rPr>
+        <w:t>[</w:t>
+      </w:r>
+      <w:r>
+        <w:rPr>
+          <w:b/>
+          <w:bCs/>
           <w:color w:val="03A9F4"/>
           <w:lang w:val="es-ES"/>
         </w:rPr>
         <w:t>Verso 2</w:t>
+      </w:r>
+      <w:r>
+        <w:rPr>
+          <w:b/>
+          <w:bCs/>
+          <w:color w:val="03A9F4"/>
+          <w:sz w:val="14"/>
+          <w:szCs w:val="14"/>
+          <w:lang w:val="es-ES"/>
+        </w:rPr>
+        <w:t>]</w:t>
       </w:r>
     </w:p>
     <w:p>
@@ -2390,7 +2397,7 @@
         <w:tab w:val="left" w:pos="420" w:leader="none"/>
       </w:tabs>
       <w:suppressAutoHyphens w:val="true"/>
-      <w:overflowPunct w:val="true"/>
+      <w:overflowPunct w:val="false"/>
       <w:bidi w:val="0"/>
       <w:spacing w:before="0" w:after="0"/>
       <w:jc w:val="left"/>
